--- a/Session 2.docx
+++ b/Session 2.docx
@@ -1,32 +1,29 @@
 
 <file path=word/document.xml><?xml version="1.0" encoding="utf-8"?>
-<w:document xmlns:wpc="http://schemas.microsoft.com/office/word/2010/wordprocessingCanvas" xmlns:cx="http://schemas.microsoft.com/office/drawing/2014/chartex" xmlns:cx1="http://schemas.microsoft.com/office/drawing/2015/9/8/chartex" xmlns:cx2="http://schemas.microsoft.com/office/drawing/2015/10/21/chartex" xmlns:cx3="http://schemas.microsoft.com/office/drawing/2016/5/9/chartex" xmlns:cx4="http://schemas.microsoft.com/office/drawing/2016/5/10/chartex" xmlns:cx5="http://schemas.microsoft.com/office/drawing/2016/5/11/chartex" xmlns:cx6="http://schemas.microsoft.com/office/drawing/2016/5/12/chartex" xmlns:cx7="http://schemas.microsoft.com/office/drawing/2016/5/13/chartex" xmlns:cx8="http://schemas.microsoft.com/office/drawing/2016/5/14/chartex" xmlns:mc="http://schemas.openxmlformats.org/markup-compatibility/2006" xmlns:aink="http://schemas.microsoft.com/office/drawing/2016/ink" xmlns:am3d="http://schemas.microsoft.com/office/drawing/2017/model3d" xmlns:o="urn:schemas-microsoft-com:office:office" xmlns:oel="http://schemas.microsoft.com/office/2019/extlst" xmlns:r="http://schemas.openxmlformats.org/officeDocument/2006/relationships" xmlns:m="http://schemas.openxmlformats.org/officeDocument/2006/math" xmlns:v="urn:schemas-microsoft-com:vml" xmlns:wp14="http://schemas.microsoft.com/office/word/2010/wordprocessingDrawing" xmlns:wp="http://schemas.openxmlformats.org/drawingml/2006/wordprocessingDrawing" xmlns:w10="urn:schemas-microsoft-com:office:word" xmlns:w="http://schemas.openxmlformats.org/wordprocessingml/2006/main" xmlns:w14="http://schemas.microsoft.com/office/word/2010/wordml" xmlns:w15="http://schemas.microsoft.com/office/word/2012/wordml" xmlns:w16cei="http://schemas.microsoft.com/office/word/2026/wordml/cei" xmlns:w16cex="http://schemas.microsoft.com/office/word/2018/wordml/cex" xmlns:w16cid="http://schemas.microsoft.com/office/word/2016/wordml/cid" xmlns:w16="http://schemas.microsoft.com/office/word/2018/wordml" xmlns:w16du="http://schemas.microsoft.com/office/word/2023/wordml/word16du" xmlns:w16sdtdh="http://schemas.microsoft.com/office/word/2020/wordml/sdtdatahash" xmlns:w16sdtfl="http://schemas.microsoft.com/office/word/2024/wordml/sdtformatlock" xmlns:w16se="http://schemas.microsoft.com/office/word/2015/wordml/symex" xmlns:wpg="http://schemas.microsoft.com/office/word/2010/wordprocessingGroup" xmlns:wpi="http://schemas.microsoft.com/office/word/2010/wordprocessingInk" xmlns:wne="http://schemas.microsoft.com/office/word/2006/wordml" xmlns:wps="http://schemas.microsoft.com/office/word/2010/wordprocessingShape" mc:Ignorable="w14 w15 w16se w16cid w16 w16cex w16sdtdh w16sdtfl w16du wp14">
+<w:document xmlns:wpc="http://schemas.microsoft.com/office/word/2010/wordprocessingCanvas" xmlns:cx="http://schemas.microsoft.com/office/drawing/2014/chartex" xmlns:cx1="http://schemas.microsoft.com/office/drawing/2015/9/8/chartex" xmlns:cx2="http://schemas.microsoft.com/office/drawing/2015/10/21/chartex" xmlns:cx3="http://schemas.microsoft.com/office/drawing/2016/5/9/chartex" xmlns:cx4="http://schemas.microsoft.com/office/drawing/2016/5/10/chartex" xmlns:cx5="http://schemas.microsoft.com/office/drawing/2016/5/11/chartex" xmlns:cx6="http://schemas.microsoft.com/office/drawing/2016/5/12/chartex" xmlns:cx7="http://schemas.microsoft.com/office/drawing/2016/5/13/chartex" xmlns:cx8="http://schemas.microsoft.com/office/drawing/2016/5/14/chartex" xmlns:mc="http://schemas.openxmlformats.org/markup-compatibility/2006" xmlns:aink="http://schemas.microsoft.com/office/drawing/2016/ink" xmlns:am3d="http://schemas.microsoft.com/office/drawing/2017/model3d" xmlns:o="urn:schemas-microsoft-com:office:office" xmlns:oel="http://schemas.microsoft.com/office/2019/extlst" xmlns:r="http://schemas.openxmlformats.org/officeDocument/2006/relationships" xmlns:m="http://schemas.openxmlformats.org/officeDocument/2006/math" xmlns:v="urn:schemas-microsoft-com:vml" xmlns:wp14="http://schemas.microsoft.com/office/word/2010/wordprocessingDrawing" xmlns:wp="http://schemas.openxmlformats.org/drawingml/2006/wordprocessingDrawing" xmlns:w10="urn:schemas-microsoft-com:office:word" xmlns:w="http://schemas.openxmlformats.org/wordprocessingml/2006/main" xmlns:w14="http://schemas.microsoft.com/office/word/2010/wordml" xmlns:w15="http://schemas.microsoft.com/office/word/2012/wordml" xmlns:w16cex="http://schemas.microsoft.com/office/word/2018/wordml/cex" xmlns:w16cid="http://schemas.microsoft.com/office/word/2016/wordml/cid" xmlns:w16="http://schemas.microsoft.com/office/word/2018/wordml" xmlns:w16du="http://schemas.microsoft.com/office/word/2023/wordml/word16du" xmlns:w16sdtdh="http://schemas.microsoft.com/office/word/2020/wordml/sdtdatahash" xmlns:w16sdtfl="http://schemas.microsoft.com/office/word/2024/wordml/sdtformatlock" xmlns:w16se="http://schemas.microsoft.com/office/word/2015/wordml/symex" xmlns:wpg="http://schemas.microsoft.com/office/word/2010/wordprocessingGroup" xmlns:wpi="http://schemas.microsoft.com/office/word/2010/wordprocessingInk" xmlns:wne="http://schemas.microsoft.com/office/word/2006/wordml" xmlns:wps="http://schemas.microsoft.com/office/word/2010/wordprocessingShape" mc:Ignorable="w14 w15 w16se w16cid w16 w16cex w16sdtdh w16sdtfl w16du wp14">
   <w:body>
     <w:p>
       <w:r>
-        <w:t xml:space="preserve">Week 1 </w:t>
-      </w:r>
-    </w:p>
-    <w:p>
-      <w:r>
-        <w:t xml:space="preserve">Session 2 - </w:t>
-      </w:r>
-      <w:r>
-        <w:t>1</w:t>
-      </w:r>
-    </w:p>
-    <w:p>
-      <w:r>
-        <w:t> </w:t>
-      </w:r>
-      <w:r>
-        <w:t>Code :</w:t>
+        <w:t xml:space="preserve">Session 2 -1 </w:t>
       </w:r>
     </w:p>
     <w:p>
       <w:r>
         <w:t xml:space="preserve">import </w:t>
       </w:r>
+      <w:proofErr w:type="gramStart"/>
+      <w:r>
+        <w:t>java.io.*</w:t>
+      </w:r>
+      <w:proofErr w:type="gramEnd"/>
+      <w:r>
+        <w:t>;</w:t>
+      </w:r>
+    </w:p>
+    <w:p>
+      <w:r>
+        <w:t xml:space="preserve">import </w:t>
+      </w:r>
       <w:proofErr w:type="spellStart"/>
       <w:r>
         <w:t>java.util</w:t>
@@ -38,181 +35,350 @@
     </w:p>
     <w:p>
       <w:r>
-        <w:t> </w:t>
-      </w:r>
-    </w:p>
-    <w:p>
-      <w:r>
-        <w:t>class Student {</w:t>
-      </w:r>
-    </w:p>
-    <w:p>
-      <w:r>
-        <w:t xml:space="preserve">    private final int id;</w:t>
-      </w:r>
-    </w:p>
-    <w:p>
-      <w:r>
-        <w:t xml:space="preserve">    private final String </w:t>
-      </w:r>
-      <w:proofErr w:type="spellStart"/>
-      <w:r>
-        <w:t>fname</w:t>
-      </w:r>
-      <w:proofErr w:type="spellEnd"/>
+        <w:t xml:space="preserve">import </w:t>
+      </w:r>
+      <w:proofErr w:type="spellStart"/>
+      <w:proofErr w:type="gramStart"/>
+      <w:r>
+        <w:t>java.util</w:t>
+      </w:r>
+      <w:proofErr w:type="gramEnd"/>
+      <w:r>
+        <w:t>.</w:t>
+      </w:r>
+      <w:proofErr w:type="gramStart"/>
+      <w:r>
+        <w:t>stream</w:t>
+      </w:r>
+      <w:proofErr w:type="spellEnd"/>
+      <w:r>
+        <w:t>.*</w:t>
+      </w:r>
+      <w:proofErr w:type="gramEnd"/>
       <w:r>
         <w:t>;</w:t>
       </w:r>
     </w:p>
     <w:p>
       <w:r>
-        <w:t xml:space="preserve">    private final double </w:t>
-      </w:r>
-      <w:proofErr w:type="spellStart"/>
-      <w:r>
-        <w:t>cgpa</w:t>
-      </w:r>
-      <w:proofErr w:type="spellEnd"/>
+        <w:t xml:space="preserve">import static </w:t>
+      </w:r>
+      <w:proofErr w:type="spellStart"/>
+      <w:proofErr w:type="gramStart"/>
+      <w:r>
+        <w:t>java.util</w:t>
+      </w:r>
+      <w:proofErr w:type="gramEnd"/>
+      <w:r>
+        <w:t>.</w:t>
+      </w:r>
+      <w:proofErr w:type="gramStart"/>
+      <w:r>
+        <w:t>stream.Collectors.joining</w:t>
+      </w:r>
+      <w:proofErr w:type="spellEnd"/>
+      <w:proofErr w:type="gramEnd"/>
       <w:r>
         <w:t>;</w:t>
       </w:r>
     </w:p>
     <w:p>
       <w:r>
-        <w:t> </w:t>
-      </w:r>
-    </w:p>
-    <w:p>
-      <w:r>
-        <w:t xml:space="preserve">    public Student(int id, String </w:t>
-      </w:r>
-      <w:proofErr w:type="spellStart"/>
-      <w:r>
-        <w:t>fname</w:t>
-      </w:r>
-      <w:proofErr w:type="spellEnd"/>
-      <w:r>
-        <w:t xml:space="preserve">, double </w:t>
-      </w:r>
-      <w:proofErr w:type="spellStart"/>
-      <w:r>
-        <w:t>cgpa</w:t>
-      </w:r>
-      <w:proofErr w:type="spellEnd"/>
-      <w:r>
-        <w:t>) {</w:t>
-      </w:r>
-    </w:p>
-    <w:p>
-      <w:r>
-        <w:t xml:space="preserve">        this.id = id;</w:t>
-      </w:r>
-    </w:p>
-    <w:p>
-      <w:r>
-        <w:t xml:space="preserve">        </w:t>
-      </w:r>
-      <w:proofErr w:type="spellStart"/>
-      <w:r>
-        <w:t>this.fname</w:t>
-      </w:r>
-      <w:proofErr w:type="spellEnd"/>
-      <w:r>
-        <w:t xml:space="preserve"> = </w:t>
-      </w:r>
-      <w:proofErr w:type="spellStart"/>
-      <w:r>
-        <w:t>fname</w:t>
-      </w:r>
-      <w:proofErr w:type="spellEnd"/>
+        <w:t xml:space="preserve">import static </w:t>
+      </w:r>
+      <w:proofErr w:type="spellStart"/>
+      <w:proofErr w:type="gramStart"/>
+      <w:r>
+        <w:t>java.util</w:t>
+      </w:r>
+      <w:proofErr w:type="gramEnd"/>
+      <w:r>
+        <w:t>.</w:t>
+      </w:r>
+      <w:proofErr w:type="gramStart"/>
+      <w:r>
+        <w:t>stream.Collectors.toList</w:t>
+      </w:r>
+      <w:proofErr w:type="spellEnd"/>
+      <w:proofErr w:type="gramEnd"/>
       <w:r>
         <w:t>;</w:t>
       </w:r>
     </w:p>
     <w:p>
       <w:r>
-        <w:t xml:space="preserve">        </w:t>
-      </w:r>
-      <w:proofErr w:type="spellStart"/>
-      <w:r>
-        <w:t>this.cgpa</w:t>
-      </w:r>
-      <w:proofErr w:type="spellEnd"/>
-      <w:r>
-        <w:t xml:space="preserve"> = </w:t>
-      </w:r>
-      <w:proofErr w:type="spellStart"/>
-      <w:r>
-        <w:t>cgpa</w:t>
-      </w:r>
-      <w:proofErr w:type="spellEnd"/>
-      <w:r>
-        <w:t>;</w:t>
-      </w:r>
-    </w:p>
-    <w:p>
-      <w:r>
-        <w:t xml:space="preserve">    }</w:t>
-      </w:r>
-    </w:p>
-    <w:p>
-      <w:r>
-        <w:t> </w:t>
-      </w:r>
-    </w:p>
-    <w:p>
-      <w:r>
-        <w:t xml:space="preserve">    public int </w:t>
-      </w:r>
-      <w:proofErr w:type="spellStart"/>
-      <w:r>
-        <w:t>getId</w:t>
-      </w:r>
-      <w:proofErr w:type="spellEnd"/>
-      <w:r>
-        <w:t>() { return id; }</w:t>
-      </w:r>
-    </w:p>
-    <w:p>
-      <w:r>
-        <w:t xml:space="preserve">    public String </w:t>
-      </w:r>
-      <w:proofErr w:type="spellStart"/>
-      <w:r>
-        <w:t>getFname</w:t>
-      </w:r>
-      <w:proofErr w:type="spellEnd"/>
-      <w:r>
-        <w:t xml:space="preserve">() { return </w:t>
-      </w:r>
-      <w:proofErr w:type="spellStart"/>
-      <w:r>
-        <w:t>fname</w:t>
-      </w:r>
-      <w:proofErr w:type="spellEnd"/>
-      <w:r>
-        <w:t>; }</w:t>
-      </w:r>
-    </w:p>
-    <w:p>
-      <w:r>
-        <w:t xml:space="preserve">    public double </w:t>
-      </w:r>
-      <w:proofErr w:type="spellStart"/>
-      <w:r>
-        <w:t>getCgpa</w:t>
-      </w:r>
-      <w:proofErr w:type="spellEnd"/>
-      <w:r>
-        <w:t xml:space="preserve">() { return </w:t>
-      </w:r>
-      <w:proofErr w:type="spellStart"/>
-      <w:r>
-        <w:t>cgpa</w:t>
-      </w:r>
-      <w:proofErr w:type="spellEnd"/>
-      <w:r>
-        <w:t>; }</w:t>
+        <w:t>class Result {</w:t>
+      </w:r>
+    </w:p>
+    <w:p>
+      <w:r>
+        <w:t xml:space="preserve">    </w:t>
+      </w:r>
+    </w:p>
+    <w:p>
+      <w:r>
+        <w:t xml:space="preserve">    public static List&lt;Integer&gt; </w:t>
+      </w:r>
+      <w:proofErr w:type="spellStart"/>
+      <w:proofErr w:type="gramStart"/>
+      <w:r>
+        <w:t>compareTriplets</w:t>
+      </w:r>
+      <w:proofErr w:type="spellEnd"/>
+      <w:r>
+        <w:t>(</w:t>
+      </w:r>
+      <w:proofErr w:type="gramEnd"/>
+      <w:r>
+        <w:t>List&lt;Integer&gt; a, List&lt;Integer&gt; b) {</w:t>
+      </w:r>
+    </w:p>
+    <w:p>
+      <w:r>
+        <w:t xml:space="preserve">        int </w:t>
+      </w:r>
+      <w:proofErr w:type="spellStart"/>
+      <w:r>
+        <w:t>aliceScore</w:t>
+      </w:r>
+      <w:proofErr w:type="spellEnd"/>
+      <w:r>
+        <w:t xml:space="preserve"> = 0;</w:t>
+      </w:r>
+    </w:p>
+    <w:p>
+      <w:r>
+        <w:t xml:space="preserve">        int </w:t>
+      </w:r>
+      <w:proofErr w:type="spellStart"/>
+      <w:r>
+        <w:t>bobScore</w:t>
+      </w:r>
+      <w:proofErr w:type="spellEnd"/>
+      <w:r>
+        <w:t xml:space="preserve"> = 0;</w:t>
+      </w:r>
+    </w:p>
+    <w:p>
+      <w:r>
+        <w:t xml:space="preserve">        </w:t>
+      </w:r>
+    </w:p>
+    <w:p>
+      <w:r>
+        <w:t xml:space="preserve">        for (int </w:t>
+      </w:r>
+      <w:proofErr w:type="spellStart"/>
+      <w:r>
+        <w:t>i</w:t>
+      </w:r>
+      <w:proofErr w:type="spellEnd"/>
+      <w:r>
+        <w:t xml:space="preserve"> = 0; </w:t>
+      </w:r>
+      <w:proofErr w:type="spellStart"/>
+      <w:r>
+        <w:t>i</w:t>
+      </w:r>
+      <w:proofErr w:type="spellEnd"/>
+      <w:r>
+        <w:t xml:space="preserve"> &lt; 3; </w:t>
+      </w:r>
+      <w:proofErr w:type="spellStart"/>
+      <w:r>
+        <w:t>i</w:t>
+      </w:r>
+      <w:proofErr w:type="spellEnd"/>
+      <w:r>
+        <w:t>++) {</w:t>
+      </w:r>
+    </w:p>
+    <w:p>
+      <w:r>
+        <w:t>            if (</w:t>
+      </w:r>
+      <w:proofErr w:type="spellStart"/>
+      <w:r>
+        <w:t>a.get</w:t>
+      </w:r>
+      <w:proofErr w:type="spellEnd"/>
+      <w:r>
+        <w:t>(</w:t>
+      </w:r>
+      <w:proofErr w:type="spellStart"/>
+      <w:r>
+        <w:t>i</w:t>
+      </w:r>
+      <w:proofErr w:type="spellEnd"/>
+      <w:r>
+        <w:t xml:space="preserve">) &gt; </w:t>
+      </w:r>
+      <w:proofErr w:type="spellStart"/>
+      <w:r>
+        <w:t>b.get</w:t>
+      </w:r>
+      <w:proofErr w:type="spellEnd"/>
+      <w:r>
+        <w:t>(</w:t>
+      </w:r>
+      <w:proofErr w:type="spellStart"/>
+      <w:r>
+        <w:t>i</w:t>
+      </w:r>
+      <w:proofErr w:type="spellEnd"/>
+      <w:r>
+        <w:t>)) {</w:t>
+      </w:r>
+    </w:p>
+    <w:p>
+      <w:r>
+        <w:t xml:space="preserve">                </w:t>
+      </w:r>
+      <w:proofErr w:type="spellStart"/>
+      <w:r>
+        <w:t>aliceScore</w:t>
+      </w:r>
+      <w:proofErr w:type="spellEnd"/>
+      <w:r>
+        <w:t>++;</w:t>
+      </w:r>
+    </w:p>
+    <w:p>
+      <w:r>
+        <w:t>            } else if (</w:t>
+      </w:r>
+      <w:proofErr w:type="spellStart"/>
+      <w:r>
+        <w:t>a.get</w:t>
+      </w:r>
+      <w:proofErr w:type="spellEnd"/>
+      <w:r>
+        <w:t>(</w:t>
+      </w:r>
+      <w:proofErr w:type="spellStart"/>
+      <w:r>
+        <w:t>i</w:t>
+      </w:r>
+      <w:proofErr w:type="spellEnd"/>
+      <w:r>
+        <w:t xml:space="preserve">) &lt; </w:t>
+      </w:r>
+      <w:proofErr w:type="spellStart"/>
+      <w:r>
+        <w:t>b.get</w:t>
+      </w:r>
+      <w:proofErr w:type="spellEnd"/>
+      <w:r>
+        <w:t>(</w:t>
+      </w:r>
+      <w:proofErr w:type="spellStart"/>
+      <w:r>
+        <w:t>i</w:t>
+      </w:r>
+      <w:proofErr w:type="spellEnd"/>
+      <w:r>
+        <w:t>)) {</w:t>
+      </w:r>
+    </w:p>
+    <w:p>
+      <w:r>
+        <w:t xml:space="preserve">                </w:t>
+      </w:r>
+      <w:proofErr w:type="spellStart"/>
+      <w:r>
+        <w:t>bobScore</w:t>
+      </w:r>
+      <w:proofErr w:type="spellEnd"/>
+      <w:r>
+        <w:t>++;</w:t>
+      </w:r>
+    </w:p>
+    <w:p>
+      <w:r>
+        <w:t>            }</w:t>
+      </w:r>
+    </w:p>
+    <w:p>
+      <w:r>
+        <w:t>        }</w:t>
+      </w:r>
+    </w:p>
+    <w:p>
+      <w:r>
+        <w:t xml:space="preserve">        </w:t>
+      </w:r>
+    </w:p>
+    <w:p>
+      <w:r>
+        <w:t xml:space="preserve">        List&lt;Integer&gt; result = new </w:t>
+      </w:r>
+      <w:proofErr w:type="spellStart"/>
+      <w:r>
+        <w:t>ArrayList</w:t>
+      </w:r>
+      <w:proofErr w:type="spellEnd"/>
+      <w:r>
+        <w:t>&lt;</w:t>
+      </w:r>
+      <w:proofErr w:type="gramStart"/>
+      <w:r>
+        <w:t>&gt;(</w:t>
+      </w:r>
+      <w:proofErr w:type="gramEnd"/>
+      <w:r>
+        <w:t>);</w:t>
+      </w:r>
+    </w:p>
+    <w:p>
+      <w:r>
+        <w:t xml:space="preserve">        </w:t>
+      </w:r>
+      <w:proofErr w:type="spellStart"/>
+      <w:r>
+        <w:t>result.add</w:t>
+      </w:r>
+      <w:proofErr w:type="spellEnd"/>
+      <w:r>
+        <w:t>(</w:t>
+      </w:r>
+      <w:proofErr w:type="spellStart"/>
+      <w:r>
+        <w:t>aliceScore</w:t>
+      </w:r>
+      <w:proofErr w:type="spellEnd"/>
+      <w:r>
+        <w:t>);</w:t>
+      </w:r>
+    </w:p>
+    <w:p>
+      <w:r>
+        <w:t xml:space="preserve">        </w:t>
+      </w:r>
+      <w:proofErr w:type="spellStart"/>
+      <w:r>
+        <w:t>result.add</w:t>
+      </w:r>
+      <w:proofErr w:type="spellEnd"/>
+      <w:r>
+        <w:t>(</w:t>
+      </w:r>
+      <w:proofErr w:type="spellStart"/>
+      <w:r>
+        <w:t>bobScore</w:t>
+      </w:r>
+      <w:proofErr w:type="spellEnd"/>
+      <w:r>
+        <w:t>);</w:t>
+      </w:r>
+    </w:p>
+    <w:p>
+      <w:r>
+        <w:t>        return result;</w:t>
+      </w:r>
+    </w:p>
+    <w:p>
+      <w:r>
+        <w:t>    }</w:t>
       </w:r>
     </w:p>
     <w:p>
@@ -222,17 +388,20 @@
     </w:p>
     <w:p>
       <w:r>
-        <w:t> </w:t>
-      </w:r>
-    </w:p>
-    <w:p>
-      <w:r>
         <w:t>public class Solution {</w:t>
       </w:r>
     </w:p>
     <w:p>
       <w:r>
-        <w:t xml:space="preserve">    public static void main(String[] </w:t>
+        <w:t xml:space="preserve">    public static void </w:t>
+      </w:r>
+      <w:proofErr w:type="gramStart"/>
+      <w:r>
+        <w:t>main(String[</w:t>
+      </w:r>
+      <w:proofErr w:type="gramEnd"/>
+      <w:r>
+        <w:t xml:space="preserve">] </w:t>
       </w:r>
       <w:proofErr w:type="spellStart"/>
       <w:r>
@@ -240,39 +409,410 @@
       </w:r>
       <w:proofErr w:type="spellEnd"/>
       <w:r>
-        <w:t>) {</w:t>
-      </w:r>
-    </w:p>
-    <w:p>
-      <w:r>
-        <w:t xml:space="preserve">        Scanner in = new Scanner(System.in);</w:t>
-      </w:r>
-    </w:p>
-    <w:p>
-      <w:r>
-        <w:t xml:space="preserve">        </w:t>
-      </w:r>
-    </w:p>
-    <w:p>
-      <w:r>
-        <w:t xml:space="preserve">        if (!</w:t>
-      </w:r>
-      <w:proofErr w:type="spellStart"/>
-      <w:r>
-        <w:t>in.hasNextInt</w:t>
-      </w:r>
-      <w:proofErr w:type="spellEnd"/>
-      <w:r>
-        <w:t>()) {</w:t>
-      </w:r>
-    </w:p>
-    <w:p>
-      <w:r>
-        <w:t xml:space="preserve">            </w:t>
-      </w:r>
-      <w:proofErr w:type="spellStart"/>
-      <w:r>
-        <w:t>in.close</w:t>
+        <w:t xml:space="preserve">) throws </w:t>
+      </w:r>
+      <w:proofErr w:type="spellStart"/>
+      <w:r>
+        <w:t>IOException</w:t>
+      </w:r>
+      <w:proofErr w:type="spellEnd"/>
+      <w:r>
+        <w:t xml:space="preserve"> {</w:t>
+      </w:r>
+    </w:p>
+    <w:p>
+      <w:r>
+        <w:lastRenderedPageBreak/>
+        <w:t xml:space="preserve">        </w:t>
+      </w:r>
+      <w:proofErr w:type="spellStart"/>
+      <w:r>
+        <w:t>BufferedReader</w:t>
+      </w:r>
+      <w:proofErr w:type="spellEnd"/>
+      <w:r>
+        <w:t xml:space="preserve"> </w:t>
+      </w:r>
+      <w:proofErr w:type="spellStart"/>
+      <w:r>
+        <w:t>bufferedReader</w:t>
+      </w:r>
+      <w:proofErr w:type="spellEnd"/>
+      <w:r>
+        <w:t xml:space="preserve"> = new </w:t>
+      </w:r>
+      <w:proofErr w:type="spellStart"/>
+      <w:proofErr w:type="gramStart"/>
+      <w:r>
+        <w:t>BufferedReader</w:t>
+      </w:r>
+      <w:proofErr w:type="spellEnd"/>
+      <w:r>
+        <w:t>(</w:t>
+      </w:r>
+      <w:proofErr w:type="gramEnd"/>
+      <w:r>
+        <w:t xml:space="preserve">new </w:t>
+      </w:r>
+      <w:proofErr w:type="spellStart"/>
+      <w:proofErr w:type="gramStart"/>
+      <w:r>
+        <w:t>InputStreamReader</w:t>
+      </w:r>
+      <w:proofErr w:type="spellEnd"/>
+      <w:r>
+        <w:t>(</w:t>
+      </w:r>
+      <w:proofErr w:type="gramEnd"/>
+      <w:r>
+        <w:t>System.in));</w:t>
+      </w:r>
+    </w:p>
+    <w:p>
+      <w:r>
+        <w:t xml:space="preserve">        </w:t>
+      </w:r>
+      <w:proofErr w:type="spellStart"/>
+      <w:r>
+        <w:t>BufferedWriter</w:t>
+      </w:r>
+      <w:proofErr w:type="spellEnd"/>
+      <w:r>
+        <w:t xml:space="preserve"> </w:t>
+      </w:r>
+      <w:proofErr w:type="spellStart"/>
+      <w:r>
+        <w:t>bufferedWriter</w:t>
+      </w:r>
+      <w:proofErr w:type="spellEnd"/>
+      <w:r>
+        <w:t xml:space="preserve"> = new </w:t>
+      </w:r>
+      <w:proofErr w:type="spellStart"/>
+      <w:proofErr w:type="gramStart"/>
+      <w:r>
+        <w:t>BufferedWriter</w:t>
+      </w:r>
+      <w:proofErr w:type="spellEnd"/>
+      <w:r>
+        <w:t>(</w:t>
+      </w:r>
+      <w:proofErr w:type="gramEnd"/>
+      <w:r>
+        <w:t xml:space="preserve">new </w:t>
+      </w:r>
+      <w:proofErr w:type="spellStart"/>
+      <w:proofErr w:type="gramStart"/>
+      <w:r>
+        <w:t>FileWriter</w:t>
+      </w:r>
+      <w:proofErr w:type="spellEnd"/>
+      <w:r>
+        <w:t>(</w:t>
+      </w:r>
+      <w:proofErr w:type="spellStart"/>
+      <w:proofErr w:type="gramEnd"/>
+      <w:r>
+        <w:t>System.getenv</w:t>
+      </w:r>
+      <w:proofErr w:type="spellEnd"/>
+      <w:r>
+        <w:t>("OUTPUT_PATH")));</w:t>
+      </w:r>
+    </w:p>
+    <w:p>
+      <w:r>
+        <w:t xml:space="preserve">        List&lt;Integer&gt; a = </w:t>
+      </w:r>
+      <w:proofErr w:type="spellStart"/>
+      <w:r>
+        <w:t>Stream.of</w:t>
+      </w:r>
+      <w:proofErr w:type="spellEnd"/>
+      <w:r>
+        <w:t>(</w:t>
+      </w:r>
+      <w:proofErr w:type="spellStart"/>
+      <w:r>
+        <w:t>bufferedReader.readLine</w:t>
+      </w:r>
+      <w:proofErr w:type="spellEnd"/>
+      <w:r>
+        <w:t>(</w:t>
+      </w:r>
+      <w:proofErr w:type="gramStart"/>
+      <w:r>
+        <w:t>).</w:t>
+      </w:r>
+      <w:proofErr w:type="spellStart"/>
+      <w:r>
+        <w:t>replaceAll</w:t>
+      </w:r>
+      <w:proofErr w:type="spellEnd"/>
+      <w:proofErr w:type="gramEnd"/>
+      <w:r>
+        <w:t>("\\s+$", ""</w:t>
+      </w:r>
+      <w:proofErr w:type="gramStart"/>
+      <w:r>
+        <w:t>).split</w:t>
+      </w:r>
+      <w:proofErr w:type="gramEnd"/>
+      <w:r>
+        <w:t>(" "))</w:t>
+      </w:r>
+    </w:p>
+    <w:p>
+      <w:r>
+        <w:t xml:space="preserve">            </w:t>
+      </w:r>
+      <w:proofErr w:type="gramStart"/>
+      <w:r>
+        <w:t>.map</w:t>
+      </w:r>
+      <w:proofErr w:type="gramEnd"/>
+      <w:r>
+        <w:t>(</w:t>
+      </w:r>
+      <w:proofErr w:type="gramStart"/>
+      <w:r>
+        <w:t>Integer::</w:t>
+      </w:r>
+      <w:proofErr w:type="spellStart"/>
+      <w:proofErr w:type="gramEnd"/>
+      <w:r>
+        <w:t>parseInt</w:t>
+      </w:r>
+      <w:proofErr w:type="spellEnd"/>
+      <w:r>
+        <w:t>)</w:t>
+      </w:r>
+    </w:p>
+    <w:p>
+      <w:r>
+        <w:t xml:space="preserve">            </w:t>
+      </w:r>
+      <w:proofErr w:type="gramStart"/>
+      <w:r>
+        <w:t>.collect</w:t>
+      </w:r>
+      <w:proofErr w:type="gramEnd"/>
+      <w:r>
+        <w:t>(</w:t>
+      </w:r>
+      <w:proofErr w:type="spellStart"/>
+      <w:proofErr w:type="gramStart"/>
+      <w:r>
+        <w:t>toList</w:t>
+      </w:r>
+      <w:proofErr w:type="spellEnd"/>
+      <w:r>
+        <w:t>(</w:t>
+      </w:r>
+      <w:proofErr w:type="gramEnd"/>
+      <w:r>
+        <w:t>));</w:t>
+      </w:r>
+    </w:p>
+    <w:p>
+      <w:r>
+        <w:t xml:space="preserve">        List&lt;Integer&gt; b = </w:t>
+      </w:r>
+      <w:proofErr w:type="spellStart"/>
+      <w:r>
+        <w:t>Stream.of</w:t>
+      </w:r>
+      <w:proofErr w:type="spellEnd"/>
+      <w:r>
+        <w:t>(</w:t>
+      </w:r>
+      <w:proofErr w:type="spellStart"/>
+      <w:r>
+        <w:t>bufferedReader.readLine</w:t>
+      </w:r>
+      <w:proofErr w:type="spellEnd"/>
+      <w:r>
+        <w:t>(</w:t>
+      </w:r>
+      <w:proofErr w:type="gramStart"/>
+      <w:r>
+        <w:t>).</w:t>
+      </w:r>
+      <w:proofErr w:type="spellStart"/>
+      <w:r>
+        <w:t>replaceAll</w:t>
+      </w:r>
+      <w:proofErr w:type="spellEnd"/>
+      <w:proofErr w:type="gramEnd"/>
+      <w:r>
+        <w:t>("\\s+$", ""</w:t>
+      </w:r>
+      <w:proofErr w:type="gramStart"/>
+      <w:r>
+        <w:t>).split</w:t>
+      </w:r>
+      <w:proofErr w:type="gramEnd"/>
+      <w:r>
+        <w:t>(" "))</w:t>
+      </w:r>
+    </w:p>
+    <w:p>
+      <w:r>
+        <w:t xml:space="preserve">            </w:t>
+      </w:r>
+      <w:proofErr w:type="gramStart"/>
+      <w:r>
+        <w:t>.map</w:t>
+      </w:r>
+      <w:proofErr w:type="gramEnd"/>
+      <w:r>
+        <w:t>(</w:t>
+      </w:r>
+      <w:proofErr w:type="gramStart"/>
+      <w:r>
+        <w:t>Integer::</w:t>
+      </w:r>
+      <w:proofErr w:type="spellStart"/>
+      <w:proofErr w:type="gramEnd"/>
+      <w:r>
+        <w:t>parseInt</w:t>
+      </w:r>
+      <w:proofErr w:type="spellEnd"/>
+      <w:r>
+        <w:t>)</w:t>
+      </w:r>
+    </w:p>
+    <w:p>
+      <w:r>
+        <w:t xml:space="preserve">            </w:t>
+      </w:r>
+      <w:proofErr w:type="gramStart"/>
+      <w:r>
+        <w:t>.collect</w:t>
+      </w:r>
+      <w:proofErr w:type="gramEnd"/>
+      <w:r>
+        <w:t>(</w:t>
+      </w:r>
+      <w:proofErr w:type="spellStart"/>
+      <w:proofErr w:type="gramStart"/>
+      <w:r>
+        <w:t>toList</w:t>
+      </w:r>
+      <w:proofErr w:type="spellEnd"/>
+      <w:r>
+        <w:t>(</w:t>
+      </w:r>
+      <w:proofErr w:type="gramEnd"/>
+      <w:r>
+        <w:t>));</w:t>
+      </w:r>
+    </w:p>
+    <w:p>
+      <w:r>
+        <w:t xml:space="preserve">        List&lt;Integer&gt; result = </w:t>
+      </w:r>
+      <w:proofErr w:type="spellStart"/>
+      <w:r>
+        <w:t>Result.compareTriplets</w:t>
+      </w:r>
+      <w:proofErr w:type="spellEnd"/>
+      <w:r>
+        <w:t>(a, b);</w:t>
+      </w:r>
+    </w:p>
+    <w:p>
+      <w:r>
+        <w:t xml:space="preserve">        </w:t>
+      </w:r>
+      <w:proofErr w:type="spellStart"/>
+      <w:r>
+        <w:t>bufferedWriter.write</w:t>
+      </w:r>
+      <w:proofErr w:type="spellEnd"/>
+      <w:r>
+        <w:t>(</w:t>
+      </w:r>
+    </w:p>
+    <w:p>
+      <w:r>
+        <w:t xml:space="preserve">            </w:t>
+      </w:r>
+      <w:proofErr w:type="spellStart"/>
+      <w:proofErr w:type="gramStart"/>
+      <w:r>
+        <w:t>result.stream</w:t>
+      </w:r>
+      <w:proofErr w:type="spellEnd"/>
+      <w:proofErr w:type="gramEnd"/>
+      <w:r>
+        <w:t>()</w:t>
+      </w:r>
+    </w:p>
+    <w:p>
+      <w:r>
+        <w:t xml:space="preserve">                </w:t>
+      </w:r>
+      <w:proofErr w:type="gramStart"/>
+      <w:r>
+        <w:t>.map</w:t>
+      </w:r>
+      <w:proofErr w:type="gramEnd"/>
+      <w:r>
+        <w:t>(</w:t>
+      </w:r>
+      <w:proofErr w:type="gramStart"/>
+      <w:r>
+        <w:t>String::</w:t>
+      </w:r>
+      <w:proofErr w:type="spellStart"/>
+      <w:proofErr w:type="gramEnd"/>
+      <w:r>
+        <w:t>valueOf</w:t>
+      </w:r>
+      <w:proofErr w:type="spellEnd"/>
+      <w:r>
+        <w:t>)</w:t>
+      </w:r>
+    </w:p>
+    <w:p>
+      <w:r>
+        <w:t xml:space="preserve">                </w:t>
+      </w:r>
+      <w:proofErr w:type="gramStart"/>
+      <w:r>
+        <w:t>.collect</w:t>
+      </w:r>
+      <w:proofErr w:type="gramEnd"/>
+      <w:r>
+        <w:t>(</w:t>
+      </w:r>
+      <w:proofErr w:type="gramStart"/>
+      <w:r>
+        <w:t>joining(</w:t>
+      </w:r>
+      <w:proofErr w:type="gramEnd"/>
+      <w:r>
+        <w:t>" "))</w:t>
+      </w:r>
+    </w:p>
+    <w:p>
+      <w:r>
+        <w:t>            + "\n"</w:t>
+      </w:r>
+    </w:p>
+    <w:p>
+      <w:r>
+        <w:t>        );</w:t>
+      </w:r>
+    </w:p>
+    <w:p>
+      <w:r>
+        <w:t xml:space="preserve">        </w:t>
+      </w:r>
+      <w:proofErr w:type="spellStart"/>
+      <w:r>
+        <w:t>bufferedReader.close</w:t>
       </w:r>
       <w:proofErr w:type="spellEnd"/>
       <w:r>
@@ -281,35 +821,11 @@
     </w:p>
     <w:p>
       <w:r>
-        <w:t xml:space="preserve">            return;</w:t>
-      </w:r>
-    </w:p>
-    <w:p>
-      <w:r>
-        <w:lastRenderedPageBreak/>
-        <w:t xml:space="preserve">        }</w:t>
-      </w:r>
-    </w:p>
-    <w:p>
-      <w:r>
-        <w:t xml:space="preserve">        </w:t>
-      </w:r>
-    </w:p>
-    <w:p>
-      <w:r>
-        <w:t xml:space="preserve">        int </w:t>
-      </w:r>
-      <w:proofErr w:type="spellStart"/>
-      <w:r>
-        <w:t>testCases</w:t>
-      </w:r>
-      <w:proofErr w:type="spellEnd"/>
-      <w:r>
-        <w:t xml:space="preserve"> = </w:t>
-      </w:r>
-      <w:proofErr w:type="spellStart"/>
-      <w:r>
-        <w:t>in.nextInt</w:t>
+        <w:t xml:space="preserve">        </w:t>
+      </w:r>
+      <w:proofErr w:type="spellStart"/>
+      <w:r>
+        <w:t>bufferedWriter.close</w:t>
       </w:r>
       <w:proofErr w:type="spellEnd"/>
       <w:r>
@@ -318,290 +834,12 @@
     </w:p>
     <w:p>
       <w:r>
-        <w:t xml:space="preserve">        List&lt;Student&gt; </w:t>
-      </w:r>
-      <w:proofErr w:type="spellStart"/>
-      <w:r>
-        <w:t>studentList</w:t>
-      </w:r>
-      <w:proofErr w:type="spellEnd"/>
-      <w:r>
-        <w:t xml:space="preserve"> = new </w:t>
-      </w:r>
-      <w:proofErr w:type="spellStart"/>
-      <w:r>
-        <w:t>ArrayList</w:t>
-      </w:r>
-      <w:proofErr w:type="spellEnd"/>
-      <w:r>
-        <w:t>&lt;&gt;();</w:t>
-      </w:r>
-    </w:p>
-    <w:p>
-      <w:r>
-        <w:t xml:space="preserve">        </w:t>
-      </w:r>
-    </w:p>
-    <w:p>
-      <w:r>
-        <w:t xml:space="preserve">        while (</w:t>
-      </w:r>
-      <w:proofErr w:type="spellStart"/>
-      <w:r>
-        <w:t>testCases</w:t>
-      </w:r>
-      <w:proofErr w:type="spellEnd"/>
-      <w:r>
-        <w:t xml:space="preserve"> &gt; 0 &amp;&amp; </w:t>
-      </w:r>
-      <w:proofErr w:type="spellStart"/>
-      <w:r>
-        <w:t>in.hasNext</w:t>
-      </w:r>
-      <w:proofErr w:type="spellEnd"/>
-      <w:r>
-        <w:t>()) {</w:t>
-      </w:r>
-    </w:p>
-    <w:p>
-      <w:r>
-        <w:t xml:space="preserve">            int id = </w:t>
-      </w:r>
-      <w:proofErr w:type="spellStart"/>
-      <w:r>
-        <w:t>in.nextInt</w:t>
-      </w:r>
-      <w:proofErr w:type="spellEnd"/>
-      <w:r>
-        <w:t>();</w:t>
-      </w:r>
-    </w:p>
-    <w:p>
-      <w:r>
-        <w:t xml:space="preserve">            String </w:t>
-      </w:r>
-      <w:proofErr w:type="spellStart"/>
-      <w:r>
-        <w:t>fname</w:t>
-      </w:r>
-      <w:proofErr w:type="spellEnd"/>
-      <w:r>
-        <w:t xml:space="preserve"> = </w:t>
-      </w:r>
-      <w:proofErr w:type="spellStart"/>
-      <w:r>
-        <w:t>in.next</w:t>
-      </w:r>
-      <w:proofErr w:type="spellEnd"/>
-      <w:r>
-        <w:t>();</w:t>
-      </w:r>
-    </w:p>
-    <w:p>
-      <w:r>
-        <w:t xml:space="preserve">            double </w:t>
-      </w:r>
-      <w:proofErr w:type="spellStart"/>
-      <w:r>
-        <w:t>cgpa</w:t>
-      </w:r>
-      <w:proofErr w:type="spellEnd"/>
-      <w:r>
-        <w:t xml:space="preserve"> = </w:t>
-      </w:r>
-      <w:proofErr w:type="spellStart"/>
-      <w:r>
-        <w:t>in.nextDouble</w:t>
-      </w:r>
-      <w:proofErr w:type="spellEnd"/>
-      <w:r>
-        <w:t>();</w:t>
-      </w:r>
-    </w:p>
-    <w:p>
-      <w:r>
-        <w:t xml:space="preserve">            </w:t>
-      </w:r>
-    </w:p>
-    <w:p>
-      <w:r>
-        <w:t xml:space="preserve">            </w:t>
-      </w:r>
-      <w:proofErr w:type="spellStart"/>
-      <w:r>
-        <w:t>studentList.add</w:t>
-      </w:r>
-      <w:proofErr w:type="spellEnd"/>
-      <w:r>
-        <w:t xml:space="preserve">(new Student(id, </w:t>
-      </w:r>
-      <w:proofErr w:type="spellStart"/>
-      <w:r>
-        <w:t>fname</w:t>
-      </w:r>
-      <w:proofErr w:type="spellEnd"/>
-      <w:r>
-        <w:t xml:space="preserve">, </w:t>
-      </w:r>
-      <w:proofErr w:type="spellStart"/>
-      <w:r>
-        <w:t>cgpa</w:t>
-      </w:r>
-      <w:proofErr w:type="spellEnd"/>
-      <w:r>
-        <w:t>));</w:t>
-      </w:r>
-    </w:p>
-    <w:p>
-      <w:r>
-        <w:t xml:space="preserve">            </w:t>
-      </w:r>
-      <w:proofErr w:type="spellStart"/>
-      <w:r>
-        <w:t>testCases</w:t>
-      </w:r>
-      <w:proofErr w:type="spellEnd"/>
-      <w:r>
-        <w:t>--;</w:t>
-      </w:r>
-    </w:p>
-    <w:p>
-      <w:r>
-        <w:t xml:space="preserve">        }</w:t>
-      </w:r>
-    </w:p>
-    <w:p>
-      <w:r>
-        <w:t xml:space="preserve">        </w:t>
-      </w:r>
-      <w:proofErr w:type="spellStart"/>
-      <w:r>
-        <w:t>in.close</w:t>
-      </w:r>
-      <w:proofErr w:type="spellEnd"/>
-      <w:r>
-        <w:t>();</w:t>
-      </w:r>
-    </w:p>
-    <w:p>
-      <w:r>
-        <w:t> </w:t>
-      </w:r>
-    </w:p>
-    <w:p>
-      <w:r>
-        <w:t xml:space="preserve">        // Safe Java 8+ fluent sorting chain</w:t>
-      </w:r>
-    </w:p>
-    <w:p>
-      <w:r>
-        <w:t xml:space="preserve">        studentList.sort(Comparator.comparing(Student::getCgpa).reversed()</w:t>
-      </w:r>
-    </w:p>
-    <w:p>
-      <w:r>
-        <w:t xml:space="preserve">                .</w:t>
-      </w:r>
-      <w:proofErr w:type="spellStart"/>
-      <w:r>
-        <w:t>thenComparing</w:t>
-      </w:r>
-      <w:proofErr w:type="spellEnd"/>
-      <w:r>
-        <w:t>(Student::</w:t>
-      </w:r>
-      <w:proofErr w:type="spellStart"/>
-      <w:r>
-        <w:t>getFname</w:t>
-      </w:r>
-      <w:proofErr w:type="spellEnd"/>
-      <w:r>
-        <w:t>)</w:t>
-      </w:r>
-    </w:p>
-    <w:p>
-      <w:r>
-        <w:t xml:space="preserve">                .</w:t>
-      </w:r>
-      <w:proofErr w:type="spellStart"/>
-      <w:r>
-        <w:t>thenComparing</w:t>
-      </w:r>
-      <w:proofErr w:type="spellEnd"/>
-      <w:r>
-        <w:t>(Student::</w:t>
-      </w:r>
-      <w:proofErr w:type="spellStart"/>
-      <w:r>
-        <w:t>getId</w:t>
-      </w:r>
-      <w:proofErr w:type="spellEnd"/>
-      <w:r>
-        <w:t>));</w:t>
-      </w:r>
-    </w:p>
-    <w:p>
-      <w:r>
-        <w:t> </w:t>
-      </w:r>
-    </w:p>
-    <w:p>
-      <w:r>
-        <w:t xml:space="preserve">        // Output results</w:t>
-      </w:r>
-    </w:p>
-    <w:p>
-      <w:r>
-        <w:t xml:space="preserve">        for (Student st : </w:t>
-      </w:r>
-      <w:proofErr w:type="spellStart"/>
-      <w:r>
-        <w:t>studentList</w:t>
-      </w:r>
-      <w:proofErr w:type="spellEnd"/>
-      <w:r>
-        <w:t>) {</w:t>
-      </w:r>
-    </w:p>
-    <w:p>
-      <w:r>
-        <w:t xml:space="preserve">            </w:t>
-      </w:r>
-      <w:proofErr w:type="spellStart"/>
-      <w:r>
-        <w:t>System.out.println</w:t>
-      </w:r>
-      <w:proofErr w:type="spellEnd"/>
-      <w:r>
-        <w:t>(</w:t>
-      </w:r>
-      <w:proofErr w:type="spellStart"/>
-      <w:r>
-        <w:t>st.getFname</w:t>
-      </w:r>
-      <w:proofErr w:type="spellEnd"/>
-      <w:r>
-        <w:t>());</w:t>
-      </w:r>
-    </w:p>
-    <w:p>
-      <w:r>
-        <w:t xml:space="preserve">        }</w:t>
-      </w:r>
-    </w:p>
-    <w:p>
-      <w:r>
-        <w:t xml:space="preserve">    }</w:t>
+        <w:t>    }</w:t>
       </w:r>
     </w:p>
     <w:p>
       <w:r>
         <w:t>}</w:t>
-      </w:r>
-    </w:p>
-    <w:p>
-      <w:r>
-        <w:t> </w:t>
       </w:r>
     </w:p>
     <w:p>
@@ -613,10 +851,10 @@
       <w:r>
         <w:lastRenderedPageBreak/>
         <w:drawing>
-          <wp:inline distT="0" distB="0" distL="0" distR="0" wp14:anchorId="17CA1CFD" wp14:editId="5EFC9D35">
-            <wp:extent cx="4853940" cy="2537460"/>
-            <wp:effectExtent l="0" t="0" r="3810" b="0"/>
-            <wp:docPr id="338155047" name="Picture 2"/>
+          <wp:inline distT="0" distB="0" distL="0" distR="0" wp14:anchorId="25E3A5C5" wp14:editId="1D5A38CE">
+            <wp:extent cx="5731510" cy="3155950"/>
+            <wp:effectExtent l="0" t="0" r="2540" b="6350"/>
+            <wp:docPr id="1735639743" name="Picture 2"/>
             <wp:cNvGraphicFramePr>
               <a:graphicFrameLocks xmlns:a="http://schemas.openxmlformats.org/drawingml/2006/main" noChangeAspect="1"/>
             </wp:cNvGraphicFramePr>
@@ -630,7 +868,7 @@
                     </pic:cNvPicPr>
                   </pic:nvPicPr>
                   <pic:blipFill>
-                    <a:blip r:embed="rId4" cstate="print">
+                    <a:blip r:embed="rId4">
                       <a:extLst>
                         <a:ext uri="{28A0092B-C50C-407E-A947-70E740481C1C}">
                           <a14:useLocalDpi xmlns:a14="http://schemas.microsoft.com/office/drawing/2010/main" val="0"/>
@@ -645,7 +883,7 @@
                   <pic:spPr bwMode="auto">
                     <a:xfrm>
                       <a:off x="0" y="0"/>
-                      <a:ext cx="4853940" cy="2537460"/>
+                      <a:ext cx="5731510" cy="3155950"/>
                     </a:xfrm>
                     <a:prstGeom prst="rect">
                       <a:avLst/>
@@ -662,261 +900,213 @@
         </w:drawing>
       </w:r>
     </w:p>
+    <w:p>
+      <w:r>
+        <w:t> </w:t>
+      </w:r>
+    </w:p>
     <w:p/>
-    <w:p/>
-    <w:p/>
-    <w:p>
-      <w:r>
-        <w:t>Session 2 - 2</w:t>
+    <w:p>
+      <w:r>
+        <w:t>Session 2 -2</w:t>
+      </w:r>
+    </w:p>
+    <w:p>
+      <w:r>
+        <w:t xml:space="preserve">import </w:t>
+      </w:r>
+      <w:proofErr w:type="spellStart"/>
+      <w:proofErr w:type="gramStart"/>
+      <w:r>
+        <w:t>java.util</w:t>
+      </w:r>
+      <w:proofErr w:type="gramEnd"/>
+      <w:r>
+        <w:t>.HashSet</w:t>
+      </w:r>
+      <w:proofErr w:type="spellEnd"/>
+      <w:r>
+        <w:t>;</w:t>
+      </w:r>
+    </w:p>
+    <w:p>
+      <w:r>
+        <w:t xml:space="preserve">import </w:t>
+      </w:r>
+      <w:proofErr w:type="spellStart"/>
+      <w:proofErr w:type="gramStart"/>
+      <w:r>
+        <w:t>java.util</w:t>
+      </w:r>
+      <w:proofErr w:type="gramEnd"/>
+      <w:r>
+        <w:t>.Set</w:t>
+      </w:r>
+      <w:proofErr w:type="spellEnd"/>
+      <w:r>
+        <w:t>;</w:t>
+      </w:r>
+    </w:p>
+    <w:p>
+      <w:r>
+        <w:t>class Solution {</w:t>
+      </w:r>
+    </w:p>
+    <w:p>
+      <w:r>
+        <w:t xml:space="preserve">    public </w:t>
+      </w:r>
+      <w:proofErr w:type="spellStart"/>
+      <w:r>
+        <w:t>boolean</w:t>
+      </w:r>
+      <w:proofErr w:type="spellEnd"/>
+      <w:r>
+        <w:t xml:space="preserve"> </w:t>
+      </w:r>
+      <w:proofErr w:type="spellStart"/>
+      <w:r>
+        <w:t>containsDuplicate</w:t>
+      </w:r>
+      <w:proofErr w:type="spellEnd"/>
+      <w:r>
+        <w:t>(</w:t>
+      </w:r>
+      <w:proofErr w:type="gramStart"/>
+      <w:r>
+        <w:t>int[</w:t>
+      </w:r>
+      <w:proofErr w:type="gramEnd"/>
+      <w:r>
+        <w:t xml:space="preserve">] </w:t>
+      </w:r>
+      <w:proofErr w:type="spellStart"/>
+      <w:r>
+        <w:t>nums</w:t>
+      </w:r>
+      <w:proofErr w:type="spellEnd"/>
+      <w:r>
+        <w:t>) {</w:t>
+      </w:r>
+    </w:p>
+    <w:p>
+      <w:r>
+        <w:t>        Set&lt;Integer&gt; seen = new HashSet&lt;</w:t>
+      </w:r>
+      <w:proofErr w:type="gramStart"/>
+      <w:r>
+        <w:t>&gt;(</w:t>
+      </w:r>
+      <w:proofErr w:type="gramEnd"/>
+      <w:r>
+        <w:t>);</w:t>
+      </w:r>
+    </w:p>
+    <w:p>
+      <w:r>
+        <w:t xml:space="preserve">        </w:t>
+      </w:r>
+    </w:p>
+    <w:p>
+      <w:r>
+        <w:t xml:space="preserve">        for (int </w:t>
+      </w:r>
+      <w:proofErr w:type="spellStart"/>
+      <w:proofErr w:type="gramStart"/>
+      <w:r>
+        <w:t>num</w:t>
+      </w:r>
+      <w:proofErr w:type="spellEnd"/>
+      <w:r>
+        <w:t xml:space="preserve"> :</w:t>
+      </w:r>
+      <w:proofErr w:type="gramEnd"/>
+      <w:r>
+        <w:t xml:space="preserve"> </w:t>
+      </w:r>
+      <w:proofErr w:type="spellStart"/>
+      <w:r>
+        <w:t>nums</w:t>
+      </w:r>
+      <w:proofErr w:type="spellEnd"/>
+      <w:r>
+        <w:t>) {</w:t>
+      </w:r>
+    </w:p>
+    <w:p>
+      <w:r>
+        <w:t xml:space="preserve">            if </w:t>
+      </w:r>
+      <w:proofErr w:type="gramStart"/>
+      <w:r>
+        <w:t>(!</w:t>
+      </w:r>
+      <w:proofErr w:type="spellStart"/>
+      <w:r>
+        <w:t>seen.add</w:t>
+      </w:r>
+      <w:proofErr w:type="spellEnd"/>
+      <w:proofErr w:type="gramEnd"/>
+      <w:r>
+        <w:t>(</w:t>
+      </w:r>
+      <w:proofErr w:type="spellStart"/>
+      <w:r>
+        <w:t>num</w:t>
+      </w:r>
+      <w:proofErr w:type="spellEnd"/>
+      <w:r>
+        <w:t>)) {</w:t>
+      </w:r>
+    </w:p>
+    <w:p>
+      <w:r>
+        <w:t>                return true;</w:t>
+      </w:r>
+    </w:p>
+    <w:p>
+      <w:r>
+        <w:t>            }</w:t>
+      </w:r>
+    </w:p>
+    <w:p>
+      <w:r>
+        <w:t>        }</w:t>
+      </w:r>
+    </w:p>
+    <w:p>
+      <w:r>
+        <w:t xml:space="preserve">        </w:t>
+      </w:r>
+    </w:p>
+    <w:p>
+      <w:r>
+        <w:t>        return false;</w:t>
+      </w:r>
+    </w:p>
+    <w:p>
+      <w:r>
+        <w:t>    }</w:t>
+      </w:r>
+    </w:p>
+    <w:p>
+      <w:r>
+        <w:lastRenderedPageBreak/>
+        <w:t>}</w:t>
       </w:r>
     </w:p>
     <w:p>
       <w:r>
         <w:t> </w:t>
       </w:r>
-      <w:r>
-        <w:t>Code :</w:t>
-      </w:r>
-    </w:p>
-    <w:p>
-      <w:r>
-        <w:t> </w:t>
-      </w:r>
-    </w:p>
-    <w:p>
-      <w:r>
-        <w:t>class Solution {</w:t>
-      </w:r>
-    </w:p>
-    <w:p>
-      <w:r>
-        <w:t xml:space="preserve">    public int[] </w:t>
-      </w:r>
-      <w:proofErr w:type="spellStart"/>
-      <w:r>
-        <w:t>sortArrayByParity</w:t>
-      </w:r>
-      <w:proofErr w:type="spellEnd"/>
-      <w:r>
-        <w:t xml:space="preserve">(int[] </w:t>
-      </w:r>
-      <w:proofErr w:type="spellStart"/>
-      <w:r>
-        <w:t>nums</w:t>
-      </w:r>
-      <w:proofErr w:type="spellEnd"/>
-      <w:r>
-        <w:t>) {</w:t>
-      </w:r>
-    </w:p>
-    <w:p>
-      <w:r>
-        <w:t>        int left = 0;</w:t>
-      </w:r>
-    </w:p>
-    <w:p>
-      <w:r>
-        <w:t xml:space="preserve">        int right = </w:t>
-      </w:r>
-      <w:proofErr w:type="spellStart"/>
-      <w:r>
-        <w:t>nums.length</w:t>
-      </w:r>
-      <w:proofErr w:type="spellEnd"/>
-      <w:r>
-        <w:t xml:space="preserve"> - 1;</w:t>
-      </w:r>
-    </w:p>
-    <w:p>
-      <w:r>
-        <w:t xml:space="preserve">        </w:t>
-      </w:r>
-    </w:p>
-    <w:p>
-      <w:r>
-        <w:t>        while (left &lt; right) {</w:t>
-      </w:r>
-    </w:p>
-    <w:p>
-      <w:r>
-        <w:t>            // If the left element is odd and right is even, swap them</w:t>
-      </w:r>
-    </w:p>
-    <w:p>
-      <w:r>
-        <w:t>            if (</w:t>
-      </w:r>
-      <w:proofErr w:type="spellStart"/>
-      <w:r>
-        <w:t>nums</w:t>
-      </w:r>
-      <w:proofErr w:type="spellEnd"/>
-      <w:r>
-        <w:t xml:space="preserve">[left] % 2 != 0 &amp;&amp; </w:t>
-      </w:r>
-      <w:proofErr w:type="spellStart"/>
-      <w:r>
-        <w:t>nums</w:t>
-      </w:r>
-      <w:proofErr w:type="spellEnd"/>
-      <w:r>
-        <w:t>[right] % 2 == 0) {</w:t>
-      </w:r>
-    </w:p>
-    <w:p>
-      <w:r>
-        <w:t xml:space="preserve">                int temp = </w:t>
-      </w:r>
-      <w:proofErr w:type="spellStart"/>
-      <w:r>
-        <w:t>nums</w:t>
-      </w:r>
-      <w:proofErr w:type="spellEnd"/>
-      <w:r>
-        <w:t>[left];</w:t>
-      </w:r>
-    </w:p>
-    <w:p>
-      <w:r>
-        <w:t xml:space="preserve">                </w:t>
-      </w:r>
-      <w:proofErr w:type="spellStart"/>
-      <w:r>
-        <w:t>nums</w:t>
-      </w:r>
-      <w:proofErr w:type="spellEnd"/>
-      <w:r>
-        <w:t xml:space="preserve">[left] = </w:t>
-      </w:r>
-      <w:proofErr w:type="spellStart"/>
-      <w:r>
-        <w:t>nums</w:t>
-      </w:r>
-      <w:proofErr w:type="spellEnd"/>
-      <w:r>
-        <w:t>[right];</w:t>
-      </w:r>
-    </w:p>
-    <w:p>
-      <w:r>
-        <w:t xml:space="preserve">                </w:t>
-      </w:r>
-      <w:proofErr w:type="spellStart"/>
-      <w:r>
-        <w:t>nums</w:t>
-      </w:r>
-      <w:proofErr w:type="spellEnd"/>
-      <w:r>
-        <w:t>[right] = temp;</w:t>
-      </w:r>
-    </w:p>
-    <w:p>
-      <w:r>
-        <w:t>            }</w:t>
-      </w:r>
-    </w:p>
-    <w:p>
-      <w:r>
-        <w:t xml:space="preserve">            </w:t>
-      </w:r>
-    </w:p>
-    <w:p>
-      <w:r>
-        <w:lastRenderedPageBreak/>
-        <w:t>            // Move pointers inward if they are already in the correct place</w:t>
-      </w:r>
-    </w:p>
-    <w:p>
-      <w:r>
-        <w:t>            if (</w:t>
-      </w:r>
-      <w:proofErr w:type="spellStart"/>
-      <w:r>
-        <w:t>nums</w:t>
-      </w:r>
-      <w:proofErr w:type="spellEnd"/>
-      <w:r>
-        <w:t>[left] % 2 == 0) {</w:t>
-      </w:r>
-    </w:p>
-    <w:p>
-      <w:r>
-        <w:t>                left++;</w:t>
-      </w:r>
-    </w:p>
-    <w:p>
-      <w:r>
-        <w:t>            }</w:t>
-      </w:r>
-    </w:p>
-    <w:p>
-      <w:r>
-        <w:t>            if (</w:t>
-      </w:r>
-      <w:proofErr w:type="spellStart"/>
-      <w:r>
-        <w:t>nums</w:t>
-      </w:r>
-      <w:proofErr w:type="spellEnd"/>
-      <w:r>
-        <w:t>[right] % 2 != 0) {</w:t>
-      </w:r>
-    </w:p>
-    <w:p>
-      <w:r>
-        <w:t>                right--;</w:t>
-      </w:r>
-    </w:p>
-    <w:p>
-      <w:r>
-        <w:t>            }</w:t>
-      </w:r>
-    </w:p>
-    <w:p>
-      <w:r>
-        <w:t>        }</w:t>
-      </w:r>
-    </w:p>
-    <w:p>
-      <w:r>
-        <w:t xml:space="preserve">        </w:t>
-      </w:r>
-    </w:p>
-    <w:p>
-      <w:r>
-        <w:t xml:space="preserve">        return </w:t>
-      </w:r>
-      <w:proofErr w:type="spellStart"/>
-      <w:r>
-        <w:t>nums</w:t>
-      </w:r>
-      <w:proofErr w:type="spellEnd"/>
-      <w:r>
-        <w:t>;</w:t>
-      </w:r>
-    </w:p>
-    <w:p>
-      <w:r>
-        <w:t>    }</w:t>
-      </w:r>
-    </w:p>
-    <w:p>
-      <w:r>
-        <w:t>}</w:t>
-      </w:r>
-    </w:p>
-    <w:p>
-      <w:r>
-        <w:t> </w:t>
-      </w:r>
     </w:p>
     <w:p>
       <w:r>
         <w:drawing>
-          <wp:inline distT="0" distB="0" distL="0" distR="0" wp14:anchorId="7B83A98C" wp14:editId="55F6BFAC">
-            <wp:extent cx="4716780" cy="2971800"/>
-            <wp:effectExtent l="0" t="0" r="7620" b="0"/>
-            <wp:docPr id="1280093649" name="Picture 4"/>
+          <wp:inline distT="0" distB="0" distL="0" distR="0" wp14:anchorId="35D424E2" wp14:editId="149BD455">
+            <wp:extent cx="3314700" cy="4008120"/>
+            <wp:effectExtent l="0" t="0" r="0" b="0"/>
+            <wp:docPr id="1108756342" name="Picture 4"/>
             <wp:cNvGraphicFramePr>
               <a:graphicFrameLocks xmlns:a="http://schemas.openxmlformats.org/drawingml/2006/main" noChangeAspect="1"/>
             </wp:cNvGraphicFramePr>
@@ -945,7 +1135,7 @@
                   <pic:spPr bwMode="auto">
                     <a:xfrm>
                       <a:off x="0" y="0"/>
-                      <a:ext cx="4716780" cy="2971800"/>
+                      <a:ext cx="3314700" cy="4008120"/>
                     </a:xfrm>
                     <a:prstGeom prst="rect">
                       <a:avLst/>
@@ -1386,7 +1576,7 @@
     <w:link w:val="Heading1Char"/>
     <w:uiPriority w:val="9"/>
     <w:qFormat/>
-    <w:rsid w:val="0090602A"/>
+    <w:rsid w:val="005776F0"/>
     <w:pPr>
       <w:keepNext/>
       <w:keepLines/>
@@ -1409,7 +1599,7 @@
     <w:semiHidden/>
     <w:unhideWhenUsed/>
     <w:qFormat/>
-    <w:rsid w:val="0090602A"/>
+    <w:rsid w:val="005776F0"/>
     <w:pPr>
       <w:keepNext/>
       <w:keepLines/>
@@ -1432,7 +1622,7 @@
     <w:semiHidden/>
     <w:unhideWhenUsed/>
     <w:qFormat/>
-    <w:rsid w:val="0090602A"/>
+    <w:rsid w:val="005776F0"/>
     <w:pPr>
       <w:keepNext/>
       <w:keepLines/>
@@ -1455,7 +1645,7 @@
     <w:semiHidden/>
     <w:unhideWhenUsed/>
     <w:qFormat/>
-    <w:rsid w:val="0090602A"/>
+    <w:rsid w:val="005776F0"/>
     <w:pPr>
       <w:keepNext/>
       <w:keepLines/>
@@ -1478,7 +1668,7 @@
     <w:semiHidden/>
     <w:unhideWhenUsed/>
     <w:qFormat/>
-    <w:rsid w:val="0090602A"/>
+    <w:rsid w:val="005776F0"/>
     <w:pPr>
       <w:keepNext/>
       <w:keepLines/>
@@ -1499,7 +1689,7 @@
     <w:semiHidden/>
     <w:unhideWhenUsed/>
     <w:qFormat/>
-    <w:rsid w:val="0090602A"/>
+    <w:rsid w:val="005776F0"/>
     <w:pPr>
       <w:keepNext/>
       <w:keepLines/>
@@ -1522,7 +1712,7 @@
     <w:semiHidden/>
     <w:unhideWhenUsed/>
     <w:qFormat/>
-    <w:rsid w:val="0090602A"/>
+    <w:rsid w:val="005776F0"/>
     <w:pPr>
       <w:keepNext/>
       <w:keepLines/>
@@ -1543,7 +1733,7 @@
     <w:semiHidden/>
     <w:unhideWhenUsed/>
     <w:qFormat/>
-    <w:rsid w:val="0090602A"/>
+    <w:rsid w:val="005776F0"/>
     <w:pPr>
       <w:keepNext/>
       <w:keepLines/>
@@ -1566,7 +1756,7 @@
     <w:semiHidden/>
     <w:unhideWhenUsed/>
     <w:qFormat/>
-    <w:rsid w:val="0090602A"/>
+    <w:rsid w:val="005776F0"/>
     <w:pPr>
       <w:keepNext/>
       <w:keepLines/>
@@ -1609,7 +1799,7 @@
     <w:basedOn w:val="DefaultParagraphFont"/>
     <w:link w:val="Heading1"/>
     <w:uiPriority w:val="9"/>
-    <w:rsid w:val="0090602A"/>
+    <w:rsid w:val="005776F0"/>
     <w:rPr>
       <w:rFonts w:asciiTheme="majorHAnsi" w:eastAsiaTheme="majorEastAsia" w:hAnsiTheme="majorHAnsi" w:cstheme="majorBidi"/>
       <w:color w:val="0F4761" w:themeColor="accent1" w:themeShade="BF"/>
@@ -1623,7 +1813,7 @@
     <w:link w:val="Heading2"/>
     <w:uiPriority w:val="9"/>
     <w:semiHidden/>
-    <w:rsid w:val="0090602A"/>
+    <w:rsid w:val="005776F0"/>
     <w:rPr>
       <w:rFonts w:asciiTheme="majorHAnsi" w:eastAsiaTheme="majorEastAsia" w:hAnsiTheme="majorHAnsi" w:cstheme="majorBidi"/>
       <w:color w:val="0F4761" w:themeColor="accent1" w:themeShade="BF"/>
@@ -1637,7 +1827,7 @@
     <w:link w:val="Heading3"/>
     <w:uiPriority w:val="9"/>
     <w:semiHidden/>
-    <w:rsid w:val="0090602A"/>
+    <w:rsid w:val="005776F0"/>
     <w:rPr>
       <w:rFonts w:eastAsiaTheme="majorEastAsia" w:cstheme="majorBidi"/>
       <w:color w:val="0F4761" w:themeColor="accent1" w:themeShade="BF"/>
@@ -1651,7 +1841,7 @@
     <w:link w:val="Heading4"/>
     <w:uiPriority w:val="9"/>
     <w:semiHidden/>
-    <w:rsid w:val="0090602A"/>
+    <w:rsid w:val="005776F0"/>
     <w:rPr>
       <w:rFonts w:eastAsiaTheme="majorEastAsia" w:cstheme="majorBidi"/>
       <w:i/>
@@ -1665,7 +1855,7 @@
     <w:link w:val="Heading5"/>
     <w:uiPriority w:val="9"/>
     <w:semiHidden/>
-    <w:rsid w:val="0090602A"/>
+    <w:rsid w:val="005776F0"/>
     <w:rPr>
       <w:rFonts w:eastAsiaTheme="majorEastAsia" w:cstheme="majorBidi"/>
       <w:color w:val="0F4761" w:themeColor="accent1" w:themeShade="BF"/>
@@ -1677,7 +1867,7 @@
     <w:link w:val="Heading6"/>
     <w:uiPriority w:val="9"/>
     <w:semiHidden/>
-    <w:rsid w:val="0090602A"/>
+    <w:rsid w:val="005776F0"/>
     <w:rPr>
       <w:rFonts w:eastAsiaTheme="majorEastAsia" w:cstheme="majorBidi"/>
       <w:i/>
@@ -1691,7 +1881,7 @@
     <w:link w:val="Heading7"/>
     <w:uiPriority w:val="9"/>
     <w:semiHidden/>
-    <w:rsid w:val="0090602A"/>
+    <w:rsid w:val="005776F0"/>
     <w:rPr>
       <w:rFonts w:eastAsiaTheme="majorEastAsia" w:cstheme="majorBidi"/>
       <w:color w:val="595959" w:themeColor="text1" w:themeTint="A6"/>
@@ -1703,7 +1893,7 @@
     <w:link w:val="Heading8"/>
     <w:uiPriority w:val="9"/>
     <w:semiHidden/>
-    <w:rsid w:val="0090602A"/>
+    <w:rsid w:val="005776F0"/>
     <w:rPr>
       <w:rFonts w:eastAsiaTheme="majorEastAsia" w:cstheme="majorBidi"/>
       <w:i/>
@@ -1717,7 +1907,7 @@
     <w:link w:val="Heading9"/>
     <w:uiPriority w:val="9"/>
     <w:semiHidden/>
-    <w:rsid w:val="0090602A"/>
+    <w:rsid w:val="005776F0"/>
     <w:rPr>
       <w:rFonts w:eastAsiaTheme="majorEastAsia" w:cstheme="majorBidi"/>
       <w:color w:val="272727" w:themeColor="text1" w:themeTint="D8"/>
@@ -1730,7 +1920,7 @@
     <w:link w:val="TitleChar"/>
     <w:uiPriority w:val="10"/>
     <w:qFormat/>
-    <w:rsid w:val="0090602A"/>
+    <w:rsid w:val="005776F0"/>
     <w:pPr>
       <w:spacing w:after="80" w:line="240" w:lineRule="auto"/>
       <w:contextualSpacing/>
@@ -1748,7 +1938,7 @@
     <w:basedOn w:val="DefaultParagraphFont"/>
     <w:link w:val="Title"/>
     <w:uiPriority w:val="10"/>
-    <w:rsid w:val="0090602A"/>
+    <w:rsid w:val="005776F0"/>
     <w:rPr>
       <w:rFonts w:asciiTheme="majorHAnsi" w:eastAsiaTheme="majorEastAsia" w:hAnsiTheme="majorHAnsi" w:cstheme="majorBidi"/>
       <w:spacing w:val="-10"/>
@@ -1764,7 +1954,7 @@
     <w:link w:val="SubtitleChar"/>
     <w:uiPriority w:val="11"/>
     <w:qFormat/>
-    <w:rsid w:val="0090602A"/>
+    <w:rsid w:val="005776F0"/>
     <w:pPr>
       <w:numPr>
         <w:ilvl w:val="1"/>
@@ -1783,7 +1973,7 @@
     <w:basedOn w:val="DefaultParagraphFont"/>
     <w:link w:val="Subtitle"/>
     <w:uiPriority w:val="11"/>
-    <w:rsid w:val="0090602A"/>
+    <w:rsid w:val="005776F0"/>
     <w:rPr>
       <w:rFonts w:eastAsiaTheme="majorEastAsia" w:cstheme="majorBidi"/>
       <w:color w:val="595959" w:themeColor="text1" w:themeTint="A6"/>
@@ -1799,7 +1989,7 @@
     <w:link w:val="QuoteChar"/>
     <w:uiPriority w:val="29"/>
     <w:qFormat/>
-    <w:rsid w:val="0090602A"/>
+    <w:rsid w:val="005776F0"/>
     <w:pPr>
       <w:spacing w:before="160"/>
       <w:jc w:val="center"/>
@@ -1815,7 +2005,7 @@
     <w:basedOn w:val="DefaultParagraphFont"/>
     <w:link w:val="Quote"/>
     <w:uiPriority w:val="29"/>
-    <w:rsid w:val="0090602A"/>
+    <w:rsid w:val="005776F0"/>
     <w:rPr>
       <w:i/>
       <w:iCs/>
@@ -1827,7 +2017,7 @@
     <w:basedOn w:val="Normal"/>
     <w:uiPriority w:val="34"/>
     <w:qFormat/>
-    <w:rsid w:val="0090602A"/>
+    <w:rsid w:val="005776F0"/>
     <w:pPr>
       <w:ind w:left="720"/>
       <w:contextualSpacing/>
@@ -1838,7 +2028,7 @@
     <w:basedOn w:val="DefaultParagraphFont"/>
     <w:uiPriority w:val="21"/>
     <w:qFormat/>
-    <w:rsid w:val="0090602A"/>
+    <w:rsid w:val="005776F0"/>
     <w:rPr>
       <w:i/>
       <w:iCs/>
@@ -1852,7 +2042,7 @@
     <w:link w:val="IntenseQuoteChar"/>
     <w:uiPriority w:val="30"/>
     <w:qFormat/>
-    <w:rsid w:val="0090602A"/>
+    <w:rsid w:val="005776F0"/>
     <w:pPr>
       <w:pBdr>
         <w:top w:val="single" w:sz="4" w:space="10" w:color="0F4761" w:themeColor="accent1" w:themeShade="BF"/>
@@ -1873,7 +2063,7 @@
     <w:basedOn w:val="DefaultParagraphFont"/>
     <w:link w:val="IntenseQuote"/>
     <w:uiPriority w:val="30"/>
-    <w:rsid w:val="0090602A"/>
+    <w:rsid w:val="005776F0"/>
     <w:rPr>
       <w:i/>
       <w:iCs/>
@@ -1885,7 +2075,7 @@
     <w:basedOn w:val="DefaultParagraphFont"/>
     <w:uiPriority w:val="32"/>
     <w:qFormat/>
-    <w:rsid w:val="0090602A"/>
+    <w:rsid w:val="005776F0"/>
     <w:rPr>
       <w:b/>
       <w:bCs/>

--- a/Session 2.docx
+++ b/Session 2.docx
@@ -4,18 +4,33 @@
   <w:body>
     <w:p>
       <w:r>
-        <w:t xml:space="preserve">Session 2 -1 </w:t>
+        <w:t>Session 2 - 1</w:t>
+      </w:r>
+    </w:p>
+    <w:p>
+      <w:r>
+        <w:t> </w:t>
+      </w:r>
+    </w:p>
+    <w:p>
+      <w:r>
+        <w:t> </w:t>
       </w:r>
     </w:p>
     <w:p>
       <w:r>
         <w:t xml:space="preserve">import </w:t>
       </w:r>
-      <w:proofErr w:type="gramStart"/>
-      <w:r>
-        <w:t>java.io.*</w:t>
-      </w:r>
-      <w:proofErr w:type="gramEnd"/>
+      <w:proofErr w:type="spellStart"/>
+      <w:proofErr w:type="gramStart"/>
+      <w:r>
+        <w:t>java.util</w:t>
+      </w:r>
+      <w:proofErr w:type="gramEnd"/>
+      <w:r>
+        <w:t>.HashMap</w:t>
+      </w:r>
+      <w:proofErr w:type="spellEnd"/>
       <w:r>
         <w:t>;</w:t>
       </w:r>
@@ -25,104 +40,94 @@
         <w:t xml:space="preserve">import </w:t>
       </w:r>
       <w:proofErr w:type="spellStart"/>
+      <w:proofErr w:type="gramStart"/>
       <w:r>
         <w:t>java.util</w:t>
       </w:r>
-      <w:proofErr w:type="spellEnd"/>
-      <w:r>
-        <w:t>.*;</w:t>
-      </w:r>
-    </w:p>
-    <w:p>
-      <w:r>
-        <w:t xml:space="preserve">import </w:t>
-      </w:r>
-      <w:proofErr w:type="spellStart"/>
-      <w:proofErr w:type="gramStart"/>
-      <w:r>
-        <w:t>java.util</w:t>
-      </w:r>
-      <w:proofErr w:type="gramEnd"/>
-      <w:r>
-        <w:t>.</w:t>
-      </w:r>
-      <w:proofErr w:type="gramStart"/>
-      <w:r>
-        <w:t>stream</w:t>
-      </w:r>
-      <w:proofErr w:type="spellEnd"/>
-      <w:r>
-        <w:t>.*</w:t>
-      </w:r>
-      <w:proofErr w:type="gramEnd"/>
+      <w:proofErr w:type="gramEnd"/>
+      <w:r>
+        <w:t>.Map</w:t>
+      </w:r>
+      <w:proofErr w:type="spellEnd"/>
       <w:r>
         <w:t>;</w:t>
       </w:r>
     </w:p>
     <w:p>
       <w:r>
-        <w:t xml:space="preserve">import static </w:t>
-      </w:r>
-      <w:proofErr w:type="spellStart"/>
-      <w:proofErr w:type="gramStart"/>
-      <w:r>
-        <w:t>java.util</w:t>
-      </w:r>
-      <w:proofErr w:type="gramEnd"/>
-      <w:r>
-        <w:t>.</w:t>
-      </w:r>
-      <w:proofErr w:type="gramStart"/>
-      <w:r>
-        <w:t>stream.Collectors.joining</w:t>
-      </w:r>
-      <w:proofErr w:type="spellEnd"/>
-      <w:proofErr w:type="gramEnd"/>
+        <w:t> </w:t>
+      </w:r>
+    </w:p>
+    <w:p>
+      <w:r>
+        <w:t xml:space="preserve">class </w:t>
+      </w:r>
+      <w:proofErr w:type="spellStart"/>
+      <w:r>
+        <w:t>UndergroundSystem</w:t>
+      </w:r>
+      <w:proofErr w:type="spellEnd"/>
+      <w:r>
+        <w:t xml:space="preserve"> {</w:t>
+      </w:r>
+    </w:p>
+    <w:p>
+      <w:r>
+        <w:t xml:space="preserve">    </w:t>
+      </w:r>
+    </w:p>
+    <w:p>
+      <w:r>
+        <w:t xml:space="preserve">    private static class </w:t>
+      </w:r>
+      <w:proofErr w:type="spellStart"/>
+      <w:r>
+        <w:t>CheckInInfo</w:t>
+      </w:r>
+      <w:proofErr w:type="spellEnd"/>
+      <w:r>
+        <w:t xml:space="preserve"> {</w:t>
+      </w:r>
+    </w:p>
+    <w:p>
+      <w:r>
+        <w:t xml:space="preserve">        String </w:t>
+      </w:r>
+      <w:proofErr w:type="spellStart"/>
+      <w:r>
+        <w:t>stationName</w:t>
+      </w:r>
+      <w:proofErr w:type="spellEnd"/>
       <w:r>
         <w:t>;</w:t>
       </w:r>
     </w:p>
     <w:p>
       <w:r>
-        <w:t xml:space="preserve">import static </w:t>
-      </w:r>
-      <w:proofErr w:type="spellStart"/>
-      <w:proofErr w:type="gramStart"/>
-      <w:r>
-        <w:t>java.util</w:t>
-      </w:r>
-      <w:proofErr w:type="gramEnd"/>
-      <w:r>
-        <w:t>.</w:t>
-      </w:r>
-      <w:proofErr w:type="gramStart"/>
-      <w:r>
-        <w:t>stream.Collectors.toList</w:t>
-      </w:r>
-      <w:proofErr w:type="spellEnd"/>
-      <w:proofErr w:type="gramEnd"/>
+        <w:t xml:space="preserve">        int </w:t>
+      </w:r>
+      <w:proofErr w:type="spellStart"/>
+      <w:r>
+        <w:t>checkInTime</w:t>
+      </w:r>
+      <w:proofErr w:type="spellEnd"/>
       <w:r>
         <w:t>;</w:t>
       </w:r>
     </w:p>
     <w:p>
       <w:r>
-        <w:t>class Result {</w:t>
-      </w:r>
-    </w:p>
-    <w:p>
-      <w:r>
-        <w:t xml:space="preserve">    </w:t>
-      </w:r>
-    </w:p>
-    <w:p>
-      <w:r>
-        <w:t xml:space="preserve">    public static List&lt;Integer&gt; </w:t>
-      </w:r>
-      <w:proofErr w:type="spellStart"/>
-      <w:proofErr w:type="gramStart"/>
-      <w:r>
-        <w:t>compareTriplets</w:t>
+        <w:t xml:space="preserve">        </w:t>
+      </w:r>
+    </w:p>
+    <w:p>
+      <w:r>
+        <w:t xml:space="preserve">        </w:t>
+      </w:r>
+      <w:proofErr w:type="spellStart"/>
+      <w:proofErr w:type="gramStart"/>
+      <w:r>
+        <w:t>CheckInInfo</w:t>
       </w:r>
       <w:proofErr w:type="spellEnd"/>
       <w:r>
@@ -130,255 +135,760 @@
       </w:r>
       <w:proofErr w:type="gramEnd"/>
       <w:r>
-        <w:t>List&lt;Integer&gt; a, List&lt;Integer&gt; b) {</w:t>
-      </w:r>
-    </w:p>
-    <w:p>
-      <w:r>
-        <w:t xml:space="preserve">        int </w:t>
-      </w:r>
-      <w:proofErr w:type="spellStart"/>
-      <w:r>
-        <w:t>aliceScore</w:t>
-      </w:r>
-      <w:proofErr w:type="spellEnd"/>
-      <w:r>
-        <w:t xml:space="preserve"> = 0;</w:t>
-      </w:r>
-    </w:p>
-    <w:p>
-      <w:r>
-        <w:t xml:space="preserve">        int </w:t>
-      </w:r>
-      <w:proofErr w:type="spellStart"/>
-      <w:r>
-        <w:t>bobScore</w:t>
-      </w:r>
-      <w:proofErr w:type="spellEnd"/>
-      <w:r>
-        <w:t xml:space="preserve"> = 0;</w:t>
-      </w:r>
-    </w:p>
-    <w:p>
-      <w:r>
-        <w:t xml:space="preserve">        </w:t>
-      </w:r>
-    </w:p>
-    <w:p>
-      <w:r>
-        <w:t xml:space="preserve">        for (int </w:t>
-      </w:r>
-      <w:proofErr w:type="spellStart"/>
-      <w:r>
-        <w:t>i</w:t>
-      </w:r>
-      <w:proofErr w:type="spellEnd"/>
-      <w:r>
-        <w:t xml:space="preserve"> = 0; </w:t>
-      </w:r>
-      <w:proofErr w:type="spellStart"/>
-      <w:r>
-        <w:t>i</w:t>
-      </w:r>
-      <w:proofErr w:type="spellEnd"/>
-      <w:r>
-        <w:t xml:space="preserve"> &lt; 3; </w:t>
-      </w:r>
-      <w:proofErr w:type="spellStart"/>
-      <w:r>
-        <w:t>i</w:t>
-      </w:r>
-      <w:proofErr w:type="spellEnd"/>
-      <w:r>
-        <w:t>++) {</w:t>
-      </w:r>
-    </w:p>
-    <w:p>
-      <w:r>
-        <w:t>            if (</w:t>
-      </w:r>
-      <w:proofErr w:type="spellStart"/>
-      <w:r>
-        <w:t>a.get</w:t>
+        <w:t xml:space="preserve">String </w:t>
+      </w:r>
+      <w:proofErr w:type="spellStart"/>
+      <w:r>
+        <w:t>stationName</w:t>
+      </w:r>
+      <w:proofErr w:type="spellEnd"/>
+      <w:r>
+        <w:t xml:space="preserve">, int </w:t>
+      </w:r>
+      <w:proofErr w:type="spellStart"/>
+      <w:r>
+        <w:t>checkInTime</w:t>
+      </w:r>
+      <w:proofErr w:type="spellEnd"/>
+      <w:r>
+        <w:t>) {</w:t>
+      </w:r>
+    </w:p>
+    <w:p>
+      <w:r>
+        <w:t xml:space="preserve">            </w:t>
+      </w:r>
+      <w:proofErr w:type="spellStart"/>
+      <w:proofErr w:type="gramStart"/>
+      <w:r>
+        <w:t>this.stationName</w:t>
+      </w:r>
+      <w:proofErr w:type="spellEnd"/>
+      <w:proofErr w:type="gramEnd"/>
+      <w:r>
+        <w:t xml:space="preserve"> = </w:t>
+      </w:r>
+      <w:proofErr w:type="spellStart"/>
+      <w:r>
+        <w:t>stationName</w:t>
+      </w:r>
+      <w:proofErr w:type="spellEnd"/>
+      <w:r>
+        <w:t>;</w:t>
+      </w:r>
+    </w:p>
+    <w:p>
+      <w:r>
+        <w:t xml:space="preserve">            </w:t>
+      </w:r>
+      <w:proofErr w:type="spellStart"/>
+      <w:proofErr w:type="gramStart"/>
+      <w:r>
+        <w:t>this.checkInTime</w:t>
+      </w:r>
+      <w:proofErr w:type="spellEnd"/>
+      <w:proofErr w:type="gramEnd"/>
+      <w:r>
+        <w:t xml:space="preserve"> = </w:t>
+      </w:r>
+      <w:proofErr w:type="spellStart"/>
+      <w:r>
+        <w:t>checkInTime</w:t>
+      </w:r>
+      <w:proofErr w:type="spellEnd"/>
+      <w:r>
+        <w:t>;</w:t>
+      </w:r>
+    </w:p>
+    <w:p>
+      <w:r>
+        <w:t xml:space="preserve">        }</w:t>
+      </w:r>
+    </w:p>
+    <w:p>
+      <w:r>
+        <w:t xml:space="preserve">    }</w:t>
+      </w:r>
+    </w:p>
+    <w:p>
+      <w:r>
+        <w:t xml:space="preserve">    </w:t>
+      </w:r>
+    </w:p>
+    <w:p>
+      <w:r>
+        <w:t xml:space="preserve">    private static class </w:t>
+      </w:r>
+      <w:proofErr w:type="spellStart"/>
+      <w:r>
+        <w:t>RouteStats</w:t>
+      </w:r>
+      <w:proofErr w:type="spellEnd"/>
+      <w:r>
+        <w:t xml:space="preserve"> {</w:t>
+      </w:r>
+    </w:p>
+    <w:p>
+      <w:r>
+        <w:t xml:space="preserve">        double </w:t>
+      </w:r>
+      <w:proofErr w:type="spellStart"/>
+      <w:r>
+        <w:t>totalTime</w:t>
+      </w:r>
+      <w:proofErr w:type="spellEnd"/>
+      <w:r>
+        <w:t>;</w:t>
+      </w:r>
+    </w:p>
+    <w:p>
+      <w:r>
+        <w:t xml:space="preserve">        int </w:t>
+      </w:r>
+      <w:proofErr w:type="spellStart"/>
+      <w:r>
+        <w:t>tripCount</w:t>
+      </w:r>
+      <w:proofErr w:type="spellEnd"/>
+      <w:r>
+        <w:t>;</w:t>
+      </w:r>
+    </w:p>
+    <w:p>
+      <w:r>
+        <w:t xml:space="preserve">        </w:t>
+      </w:r>
+    </w:p>
+    <w:p>
+      <w:r>
+        <w:t xml:space="preserve">        </w:t>
+      </w:r>
+      <w:proofErr w:type="spellStart"/>
+      <w:proofErr w:type="gramStart"/>
+      <w:r>
+        <w:t>RouteStats</w:t>
       </w:r>
       <w:proofErr w:type="spellEnd"/>
       <w:r>
         <w:t>(</w:t>
       </w:r>
-      <w:proofErr w:type="spellStart"/>
-      <w:r>
-        <w:t>i</w:t>
-      </w:r>
-      <w:proofErr w:type="spellEnd"/>
-      <w:r>
-        <w:t xml:space="preserve">) &gt; </w:t>
-      </w:r>
-      <w:proofErr w:type="spellStart"/>
-      <w:r>
-        <w:t>b.get</w:t>
+      <w:proofErr w:type="gramEnd"/>
+      <w:r>
+        <w:t xml:space="preserve">double </w:t>
+      </w:r>
+      <w:proofErr w:type="spellStart"/>
+      <w:r>
+        <w:t>totalTime</w:t>
+      </w:r>
+      <w:proofErr w:type="spellEnd"/>
+      <w:r>
+        <w:t xml:space="preserve">, int </w:t>
+      </w:r>
+      <w:proofErr w:type="spellStart"/>
+      <w:r>
+        <w:t>tripCount</w:t>
+      </w:r>
+      <w:proofErr w:type="spellEnd"/>
+      <w:r>
+        <w:t>) {</w:t>
+      </w:r>
+    </w:p>
+    <w:p>
+      <w:r>
+        <w:t xml:space="preserve">            </w:t>
+      </w:r>
+      <w:proofErr w:type="spellStart"/>
+      <w:proofErr w:type="gramStart"/>
+      <w:r>
+        <w:t>this.totalTime</w:t>
+      </w:r>
+      <w:proofErr w:type="spellEnd"/>
+      <w:proofErr w:type="gramEnd"/>
+      <w:r>
+        <w:t xml:space="preserve"> = </w:t>
+      </w:r>
+      <w:proofErr w:type="spellStart"/>
+      <w:r>
+        <w:t>totalTime</w:t>
+      </w:r>
+      <w:proofErr w:type="spellEnd"/>
+      <w:r>
+        <w:t>;</w:t>
+      </w:r>
+    </w:p>
+    <w:p>
+      <w:r>
+        <w:t xml:space="preserve">            </w:t>
+      </w:r>
+      <w:proofErr w:type="spellStart"/>
+      <w:proofErr w:type="gramStart"/>
+      <w:r>
+        <w:t>this.tripCount</w:t>
+      </w:r>
+      <w:proofErr w:type="spellEnd"/>
+      <w:proofErr w:type="gramEnd"/>
+      <w:r>
+        <w:t xml:space="preserve"> = </w:t>
+      </w:r>
+      <w:proofErr w:type="spellStart"/>
+      <w:r>
+        <w:t>tripCount</w:t>
+      </w:r>
+      <w:proofErr w:type="spellEnd"/>
+      <w:r>
+        <w:t>;</w:t>
+      </w:r>
+    </w:p>
+    <w:p>
+      <w:r>
+        <w:t xml:space="preserve">        }</w:t>
+      </w:r>
+    </w:p>
+    <w:p>
+      <w:r>
+        <w:t xml:space="preserve">    }</w:t>
+      </w:r>
+    </w:p>
+    <w:p>
+      <w:r>
+        <w:t> </w:t>
+      </w:r>
+    </w:p>
+    <w:p>
+      <w:r>
+        <w:lastRenderedPageBreak/>
+        <w:t xml:space="preserve">    private Map&lt;Integer, </w:t>
+      </w:r>
+      <w:proofErr w:type="spellStart"/>
+      <w:r>
+        <w:t>CheckInInfo</w:t>
+      </w:r>
+      <w:proofErr w:type="spellEnd"/>
+      <w:r>
+        <w:t xml:space="preserve">&gt; </w:t>
+      </w:r>
+      <w:proofErr w:type="spellStart"/>
+      <w:r>
+        <w:t>activeCheckIns</w:t>
+      </w:r>
+      <w:proofErr w:type="spellEnd"/>
+      <w:r>
+        <w:t>;</w:t>
+      </w:r>
+    </w:p>
+    <w:p>
+      <w:r>
+        <w:t xml:space="preserve">    private Map&lt;String, </w:t>
+      </w:r>
+      <w:proofErr w:type="spellStart"/>
+      <w:r>
+        <w:t>RouteStats</w:t>
+      </w:r>
+      <w:proofErr w:type="spellEnd"/>
+      <w:r>
+        <w:t xml:space="preserve">&gt; </w:t>
+      </w:r>
+      <w:proofErr w:type="spellStart"/>
+      <w:r>
+        <w:t>routeStatsMap</w:t>
+      </w:r>
+      <w:proofErr w:type="spellEnd"/>
+      <w:r>
+        <w:t>;</w:t>
+      </w:r>
+    </w:p>
+    <w:p>
+      <w:r>
+        <w:t> </w:t>
+      </w:r>
+    </w:p>
+    <w:p>
+      <w:r>
+        <w:t xml:space="preserve">    public </w:t>
+      </w:r>
+      <w:proofErr w:type="spellStart"/>
+      <w:proofErr w:type="gramStart"/>
+      <w:r>
+        <w:t>UndergroundSystem</w:t>
       </w:r>
       <w:proofErr w:type="spellEnd"/>
       <w:r>
         <w:t>(</w:t>
       </w:r>
-      <w:proofErr w:type="spellStart"/>
-      <w:r>
-        <w:t>i</w:t>
-      </w:r>
-      <w:proofErr w:type="spellEnd"/>
-      <w:r>
-        <w:t>)) {</w:t>
-      </w:r>
-    </w:p>
-    <w:p>
-      <w:r>
-        <w:t xml:space="preserve">                </w:t>
-      </w:r>
-      <w:proofErr w:type="spellStart"/>
-      <w:r>
-        <w:t>aliceScore</w:t>
-      </w:r>
-      <w:proofErr w:type="spellEnd"/>
-      <w:r>
-        <w:t>++;</w:t>
-      </w:r>
-    </w:p>
-    <w:p>
-      <w:r>
-        <w:t>            } else if (</w:t>
-      </w:r>
-      <w:proofErr w:type="spellStart"/>
-      <w:r>
-        <w:t>a.get</w:t>
+      <w:proofErr w:type="gramEnd"/>
+      <w:r>
+        <w:t>) {</w:t>
+      </w:r>
+    </w:p>
+    <w:p>
+      <w:r>
+        <w:t xml:space="preserve">        </w:t>
+      </w:r>
+      <w:proofErr w:type="spellStart"/>
+      <w:r>
+        <w:t>activeCheckIns</w:t>
+      </w:r>
+      <w:proofErr w:type="spellEnd"/>
+      <w:r>
+        <w:t xml:space="preserve"> = new HashMap&lt;</w:t>
+      </w:r>
+      <w:proofErr w:type="gramStart"/>
+      <w:r>
+        <w:t>&gt;(</w:t>
+      </w:r>
+      <w:proofErr w:type="gramEnd"/>
+      <w:r>
+        <w:t>);</w:t>
+      </w:r>
+    </w:p>
+    <w:p>
+      <w:r>
+        <w:t xml:space="preserve">        </w:t>
+      </w:r>
+      <w:proofErr w:type="spellStart"/>
+      <w:r>
+        <w:t>routeStatsMap</w:t>
+      </w:r>
+      <w:proofErr w:type="spellEnd"/>
+      <w:r>
+        <w:t xml:space="preserve"> = new HashMap&lt;</w:t>
+      </w:r>
+      <w:proofErr w:type="gramStart"/>
+      <w:r>
+        <w:t>&gt;(</w:t>
+      </w:r>
+      <w:proofErr w:type="gramEnd"/>
+      <w:r>
+        <w:t>);</w:t>
+      </w:r>
+    </w:p>
+    <w:p>
+      <w:r>
+        <w:t xml:space="preserve">    }</w:t>
+      </w:r>
+    </w:p>
+    <w:p>
+      <w:r>
+        <w:t xml:space="preserve">    </w:t>
+      </w:r>
+    </w:p>
+    <w:p>
+      <w:r>
+        <w:t xml:space="preserve">    public void </w:t>
+      </w:r>
+      <w:proofErr w:type="spellStart"/>
+      <w:proofErr w:type="gramStart"/>
+      <w:r>
+        <w:t>checkIn</w:t>
       </w:r>
       <w:proofErr w:type="spellEnd"/>
       <w:r>
         <w:t>(</w:t>
       </w:r>
-      <w:proofErr w:type="spellStart"/>
-      <w:r>
-        <w:t>i</w:t>
-      </w:r>
-      <w:proofErr w:type="spellEnd"/>
-      <w:r>
-        <w:t xml:space="preserve">) &lt; </w:t>
-      </w:r>
-      <w:proofErr w:type="spellStart"/>
-      <w:r>
-        <w:t>b.get</w:t>
+      <w:proofErr w:type="gramEnd"/>
+      <w:r>
+        <w:t xml:space="preserve">int id, String </w:t>
+      </w:r>
+      <w:proofErr w:type="spellStart"/>
+      <w:r>
+        <w:t>stationName</w:t>
+      </w:r>
+      <w:proofErr w:type="spellEnd"/>
+      <w:r>
+        <w:t>, int t) {</w:t>
+      </w:r>
+    </w:p>
+    <w:p>
+      <w:r>
+        <w:t xml:space="preserve">        </w:t>
+      </w:r>
+      <w:proofErr w:type="spellStart"/>
+      <w:proofErr w:type="gramStart"/>
+      <w:r>
+        <w:t>activeCheckIns.put</w:t>
       </w:r>
       <w:proofErr w:type="spellEnd"/>
       <w:r>
         <w:t>(</w:t>
       </w:r>
-      <w:proofErr w:type="spellStart"/>
-      <w:r>
-        <w:t>i</w:t>
-      </w:r>
-      <w:proofErr w:type="spellEnd"/>
-      <w:r>
-        <w:t>)) {</w:t>
-      </w:r>
-    </w:p>
-    <w:p>
-      <w:r>
-        <w:t xml:space="preserve">                </w:t>
-      </w:r>
-      <w:proofErr w:type="spellStart"/>
-      <w:r>
-        <w:t>bobScore</w:t>
-      </w:r>
-      <w:proofErr w:type="spellEnd"/>
-      <w:r>
-        <w:t>++;</w:t>
-      </w:r>
-    </w:p>
-    <w:p>
-      <w:r>
-        <w:t>            }</w:t>
-      </w:r>
-    </w:p>
-    <w:p>
-      <w:r>
-        <w:t>        }</w:t>
-      </w:r>
-    </w:p>
-    <w:p>
-      <w:r>
-        <w:t xml:space="preserve">        </w:t>
-      </w:r>
-    </w:p>
-    <w:p>
-      <w:r>
-        <w:t xml:space="preserve">        List&lt;Integer&gt; result = new </w:t>
-      </w:r>
-      <w:proofErr w:type="spellStart"/>
-      <w:r>
-        <w:t>ArrayList</w:t>
-      </w:r>
-      <w:proofErr w:type="spellEnd"/>
-      <w:r>
-        <w:t>&lt;</w:t>
-      </w:r>
-      <w:proofErr w:type="gramStart"/>
-      <w:r>
-        <w:t>&gt;(</w:t>
-      </w:r>
-      <w:proofErr w:type="gramEnd"/>
+      <w:proofErr w:type="gramEnd"/>
+      <w:r>
+        <w:t xml:space="preserve">id, new </w:t>
+      </w:r>
+      <w:proofErr w:type="spellStart"/>
+      <w:proofErr w:type="gramStart"/>
+      <w:r>
+        <w:t>CheckInInfo</w:t>
+      </w:r>
+      <w:proofErr w:type="spellEnd"/>
+      <w:r>
+        <w:t>(</w:t>
+      </w:r>
+      <w:proofErr w:type="spellStart"/>
+      <w:proofErr w:type="gramEnd"/>
+      <w:r>
+        <w:t>stationName</w:t>
+      </w:r>
+      <w:proofErr w:type="spellEnd"/>
+      <w:r>
+        <w:t>, t));</w:t>
+      </w:r>
+    </w:p>
+    <w:p>
+      <w:r>
+        <w:t xml:space="preserve">    }</w:t>
+      </w:r>
+    </w:p>
+    <w:p>
+      <w:r>
+        <w:t xml:space="preserve">    </w:t>
+      </w:r>
+    </w:p>
+    <w:p>
+      <w:r>
+        <w:t xml:space="preserve">    public void </w:t>
+      </w:r>
+      <w:proofErr w:type="spellStart"/>
+      <w:proofErr w:type="gramStart"/>
+      <w:r>
+        <w:t>checkOut</w:t>
+      </w:r>
+      <w:proofErr w:type="spellEnd"/>
+      <w:r>
+        <w:t>(</w:t>
+      </w:r>
+      <w:proofErr w:type="gramEnd"/>
+      <w:r>
+        <w:t xml:space="preserve">int id, String </w:t>
+      </w:r>
+      <w:proofErr w:type="spellStart"/>
+      <w:r>
+        <w:t>stationName</w:t>
+      </w:r>
+      <w:proofErr w:type="spellEnd"/>
+      <w:r>
+        <w:t>, int t) {</w:t>
+      </w:r>
+    </w:p>
+    <w:p>
+      <w:r>
+        <w:t xml:space="preserve">        </w:t>
+      </w:r>
+      <w:proofErr w:type="spellStart"/>
+      <w:r>
+        <w:t>CheckInInfo</w:t>
+      </w:r>
+      <w:proofErr w:type="spellEnd"/>
+      <w:r>
+        <w:t xml:space="preserve"> info = </w:t>
+      </w:r>
+      <w:proofErr w:type="spellStart"/>
+      <w:r>
+        <w:t>activeCheckIns.remove</w:t>
+      </w:r>
+      <w:proofErr w:type="spellEnd"/>
+      <w:r>
+        <w:t>(id);</w:t>
+      </w:r>
+    </w:p>
+    <w:p>
+      <w:r>
+        <w:t xml:space="preserve">        String </w:t>
+      </w:r>
+      <w:proofErr w:type="spellStart"/>
+      <w:r>
+        <w:t>routeKey</w:t>
+      </w:r>
+      <w:proofErr w:type="spellEnd"/>
+      <w:r>
+        <w:t xml:space="preserve"> = </w:t>
+      </w:r>
+      <w:proofErr w:type="spellStart"/>
+      <w:proofErr w:type="gramStart"/>
+      <w:r>
+        <w:t>info.stationName</w:t>
+      </w:r>
+      <w:proofErr w:type="spellEnd"/>
+      <w:proofErr w:type="gramEnd"/>
+      <w:r>
+        <w:t xml:space="preserve"> + "-&gt;" + </w:t>
+      </w:r>
+      <w:proofErr w:type="spellStart"/>
+      <w:r>
+        <w:t>stationName</w:t>
+      </w:r>
+      <w:proofErr w:type="spellEnd"/>
+      <w:r>
+        <w:t>;</w:t>
+      </w:r>
+    </w:p>
+    <w:p>
+      <w:r>
+        <w:t xml:space="preserve">        int </w:t>
+      </w:r>
+      <w:proofErr w:type="spellStart"/>
+      <w:r>
+        <w:t>travelTime</w:t>
+      </w:r>
+      <w:proofErr w:type="spellEnd"/>
+      <w:r>
+        <w:t xml:space="preserve"> = t - </w:t>
+      </w:r>
+      <w:proofErr w:type="spellStart"/>
+      <w:proofErr w:type="gramStart"/>
+      <w:r>
+        <w:t>info.checkInTime</w:t>
+      </w:r>
+      <w:proofErr w:type="spellEnd"/>
+      <w:proofErr w:type="gramEnd"/>
+      <w:r>
+        <w:t>;</w:t>
+      </w:r>
+    </w:p>
+    <w:p>
+      <w:r>
+        <w:t xml:space="preserve">        </w:t>
+      </w:r>
+    </w:p>
+    <w:p>
+      <w:r>
+        <w:t xml:space="preserve">        </w:t>
+      </w:r>
+      <w:proofErr w:type="spellStart"/>
+      <w:r>
+        <w:t>RouteStats</w:t>
+      </w:r>
+      <w:proofErr w:type="spellEnd"/>
+      <w:r>
+        <w:t xml:space="preserve"> stats = </w:t>
+      </w:r>
+      <w:proofErr w:type="spellStart"/>
+      <w:r>
+        <w:t>routeStatsMap.getOrDefault</w:t>
+      </w:r>
+      <w:proofErr w:type="spellEnd"/>
+      <w:r>
+        <w:t>(</w:t>
+      </w:r>
+      <w:proofErr w:type="spellStart"/>
+      <w:r>
+        <w:t>routeKey</w:t>
+      </w:r>
+      <w:proofErr w:type="spellEnd"/>
+      <w:r>
+        <w:t xml:space="preserve">, new </w:t>
+      </w:r>
+      <w:proofErr w:type="spellStart"/>
+      <w:proofErr w:type="gramStart"/>
+      <w:r>
+        <w:t>RouteStats</w:t>
+      </w:r>
+      <w:proofErr w:type="spellEnd"/>
+      <w:r>
+        <w:t>(</w:t>
+      </w:r>
+      <w:proofErr w:type="gramEnd"/>
+      <w:r>
+        <w:t>0, 0));</w:t>
+      </w:r>
+    </w:p>
+    <w:p>
+      <w:r>
+        <w:t xml:space="preserve">        </w:t>
+      </w:r>
+      <w:proofErr w:type="spellStart"/>
+      <w:proofErr w:type="gramStart"/>
+      <w:r>
+        <w:t>stats.totalTime</w:t>
+      </w:r>
+      <w:proofErr w:type="spellEnd"/>
+      <w:proofErr w:type="gramEnd"/>
+      <w:r>
+        <w:t xml:space="preserve"> += </w:t>
+      </w:r>
+      <w:proofErr w:type="spellStart"/>
+      <w:r>
+        <w:t>travelTime</w:t>
+      </w:r>
+      <w:proofErr w:type="spellEnd"/>
+      <w:r>
+        <w:t>;</w:t>
+      </w:r>
+    </w:p>
+    <w:p>
+      <w:r>
+        <w:t xml:space="preserve">        </w:t>
+      </w:r>
+      <w:proofErr w:type="spellStart"/>
+      <w:proofErr w:type="gramStart"/>
+      <w:r>
+        <w:t>stats.tripCount</w:t>
+      </w:r>
+      <w:proofErr w:type="spellEnd"/>
+      <w:proofErr w:type="gramEnd"/>
+      <w:r>
+        <w:t xml:space="preserve"> += 1;</w:t>
+      </w:r>
+    </w:p>
+    <w:p>
+      <w:r>
+        <w:t xml:space="preserve">        </w:t>
+      </w:r>
+    </w:p>
+    <w:p>
+      <w:r>
+        <w:t xml:space="preserve">        </w:t>
+      </w:r>
+      <w:proofErr w:type="spellStart"/>
+      <w:proofErr w:type="gramStart"/>
+      <w:r>
+        <w:t>routeStatsMap.put</w:t>
+      </w:r>
+      <w:proofErr w:type="spellEnd"/>
+      <w:r>
+        <w:t>(</w:t>
+      </w:r>
+      <w:proofErr w:type="spellStart"/>
+      <w:proofErr w:type="gramEnd"/>
+      <w:r>
+        <w:t>routeKey</w:t>
+      </w:r>
+      <w:proofErr w:type="spellEnd"/>
+      <w:r>
+        <w:t>, stats);</w:t>
+      </w:r>
+    </w:p>
+    <w:p>
+      <w:r>
+        <w:t xml:space="preserve">    }</w:t>
+      </w:r>
+    </w:p>
+    <w:p>
+      <w:r>
+        <w:t xml:space="preserve">    </w:t>
+      </w:r>
+    </w:p>
+    <w:p>
+      <w:r>
+        <w:t xml:space="preserve">    public double </w:t>
+      </w:r>
+      <w:proofErr w:type="spellStart"/>
+      <w:proofErr w:type="gramStart"/>
+      <w:r>
+        <w:t>getAverageTime</w:t>
+      </w:r>
+      <w:proofErr w:type="spellEnd"/>
+      <w:r>
+        <w:t>(</w:t>
+      </w:r>
+      <w:proofErr w:type="gramEnd"/>
+      <w:r>
+        <w:t xml:space="preserve">String </w:t>
+      </w:r>
+      <w:proofErr w:type="spellStart"/>
+      <w:r>
+        <w:t>startStation</w:t>
+      </w:r>
+      <w:proofErr w:type="spellEnd"/>
+      <w:r>
+        <w:t xml:space="preserve">, String </w:t>
+      </w:r>
+      <w:proofErr w:type="spellStart"/>
+      <w:r>
+        <w:t>endStation</w:t>
+      </w:r>
+      <w:proofErr w:type="spellEnd"/>
+      <w:r>
+        <w:t>) {</w:t>
+      </w:r>
+    </w:p>
+    <w:p>
+      <w:r>
+        <w:t xml:space="preserve">        String </w:t>
+      </w:r>
+      <w:proofErr w:type="spellStart"/>
+      <w:r>
+        <w:t>routeKey</w:t>
+      </w:r>
+      <w:proofErr w:type="spellEnd"/>
+      <w:r>
+        <w:t xml:space="preserve"> = </w:t>
+      </w:r>
+      <w:proofErr w:type="spellStart"/>
+      <w:r>
+        <w:t>startStation</w:t>
+      </w:r>
+      <w:proofErr w:type="spellEnd"/>
+      <w:r>
+        <w:t xml:space="preserve"> + "-&gt;" + </w:t>
+      </w:r>
+      <w:proofErr w:type="spellStart"/>
+      <w:r>
+        <w:t>endStation</w:t>
+      </w:r>
+      <w:proofErr w:type="spellEnd"/>
+      <w:r>
+        <w:t>;</w:t>
+      </w:r>
+    </w:p>
+    <w:p>
+      <w:r>
+        <w:t xml:space="preserve">        </w:t>
+      </w:r>
+      <w:proofErr w:type="spellStart"/>
+      <w:r>
+        <w:t>RouteStats</w:t>
+      </w:r>
+      <w:proofErr w:type="spellEnd"/>
+      <w:r>
+        <w:t xml:space="preserve"> stats = </w:t>
+      </w:r>
+      <w:proofErr w:type="spellStart"/>
+      <w:r>
+        <w:t>routeStatsMap.get</w:t>
+      </w:r>
+      <w:proofErr w:type="spellEnd"/>
+      <w:r>
+        <w:t>(</w:t>
+      </w:r>
+      <w:proofErr w:type="spellStart"/>
+      <w:r>
+        <w:t>routeKey</w:t>
+      </w:r>
+      <w:proofErr w:type="spellEnd"/>
       <w:r>
         <w:t>);</w:t>
       </w:r>
     </w:p>
     <w:p>
       <w:r>
-        <w:t xml:space="preserve">        </w:t>
-      </w:r>
-      <w:proofErr w:type="spellStart"/>
-      <w:r>
-        <w:t>result.add</w:t>
-      </w:r>
-      <w:proofErr w:type="spellEnd"/>
-      <w:r>
-        <w:t>(</w:t>
-      </w:r>
-      <w:proofErr w:type="spellStart"/>
-      <w:r>
-        <w:t>aliceScore</w:t>
-      </w:r>
-      <w:proofErr w:type="spellEnd"/>
-      <w:r>
-        <w:t>);</w:t>
-      </w:r>
-    </w:p>
-    <w:p>
-      <w:r>
-        <w:t xml:space="preserve">        </w:t>
-      </w:r>
-      <w:proofErr w:type="spellStart"/>
-      <w:r>
-        <w:t>result.add</w:t>
-      </w:r>
-      <w:proofErr w:type="spellEnd"/>
-      <w:r>
-        <w:t>(</w:t>
-      </w:r>
-      <w:proofErr w:type="spellStart"/>
-      <w:r>
-        <w:t>bobScore</w:t>
-      </w:r>
-      <w:proofErr w:type="spellEnd"/>
-      <w:r>
-        <w:t>);</w:t>
-      </w:r>
-    </w:p>
-    <w:p>
-      <w:r>
-        <w:t>        return result;</w:t>
-      </w:r>
-    </w:p>
-    <w:p>
-      <w:r>
-        <w:t>    }</w:t>
+        <w:t xml:space="preserve">        return </w:t>
+      </w:r>
+      <w:proofErr w:type="spellStart"/>
+      <w:proofErr w:type="gramStart"/>
+      <w:r>
+        <w:t>stats.totalTime</w:t>
+      </w:r>
+      <w:proofErr w:type="spellEnd"/>
+      <w:proofErr w:type="gramEnd"/>
+      <w:r>
+        <w:t xml:space="preserve"> / </w:t>
+      </w:r>
+      <w:proofErr w:type="spellStart"/>
+      <w:proofErr w:type="gramStart"/>
+      <w:r>
+        <w:t>stats.tripCount</w:t>
+      </w:r>
+      <w:proofErr w:type="spellEnd"/>
+      <w:proofErr w:type="gramEnd"/>
+      <w:r>
+        <w:t>;</w:t>
+      </w:r>
+    </w:p>
+    <w:p>
+      <w:r>
+        <w:lastRenderedPageBreak/>
+        <w:t xml:space="preserve">    }</w:t>
       </w:r>
     </w:p>
     <w:p>
@@ -388,473 +898,11 @@
     </w:p>
     <w:p>
       <w:r>
-        <w:t>public class Solution {</w:t>
-      </w:r>
-    </w:p>
-    <w:p>
-      <w:r>
-        <w:t xml:space="preserve">    public static void </w:t>
-      </w:r>
-      <w:proofErr w:type="gramStart"/>
-      <w:r>
-        <w:t>main(String[</w:t>
-      </w:r>
-      <w:proofErr w:type="gramEnd"/>
-      <w:r>
-        <w:t xml:space="preserve">] </w:t>
-      </w:r>
-      <w:proofErr w:type="spellStart"/>
-      <w:r>
-        <w:t>args</w:t>
-      </w:r>
-      <w:proofErr w:type="spellEnd"/>
-      <w:r>
-        <w:t xml:space="preserve">) throws </w:t>
-      </w:r>
-      <w:proofErr w:type="spellStart"/>
-      <w:r>
-        <w:t>IOException</w:t>
-      </w:r>
-      <w:proofErr w:type="spellEnd"/>
-      <w:r>
-        <w:t xml:space="preserve"> {</w:t>
-      </w:r>
-    </w:p>
-    <w:p>
-      <w:r>
-        <w:lastRenderedPageBreak/>
-        <w:t xml:space="preserve">        </w:t>
-      </w:r>
-      <w:proofErr w:type="spellStart"/>
-      <w:r>
-        <w:t>BufferedReader</w:t>
-      </w:r>
-      <w:proofErr w:type="spellEnd"/>
-      <w:r>
-        <w:t xml:space="preserve"> </w:t>
-      </w:r>
-      <w:proofErr w:type="spellStart"/>
-      <w:r>
-        <w:t>bufferedReader</w:t>
-      </w:r>
-      <w:proofErr w:type="spellEnd"/>
-      <w:r>
-        <w:t xml:space="preserve"> = new </w:t>
-      </w:r>
-      <w:proofErr w:type="spellStart"/>
-      <w:proofErr w:type="gramStart"/>
-      <w:r>
-        <w:t>BufferedReader</w:t>
-      </w:r>
-      <w:proofErr w:type="spellEnd"/>
-      <w:r>
-        <w:t>(</w:t>
-      </w:r>
-      <w:proofErr w:type="gramEnd"/>
-      <w:r>
-        <w:t xml:space="preserve">new </w:t>
-      </w:r>
-      <w:proofErr w:type="spellStart"/>
-      <w:proofErr w:type="gramStart"/>
-      <w:r>
-        <w:t>InputStreamReader</w:t>
-      </w:r>
-      <w:proofErr w:type="spellEnd"/>
-      <w:r>
-        <w:t>(</w:t>
-      </w:r>
-      <w:proofErr w:type="gramEnd"/>
-      <w:r>
-        <w:t>System.in));</w:t>
-      </w:r>
-    </w:p>
-    <w:p>
-      <w:r>
-        <w:t xml:space="preserve">        </w:t>
-      </w:r>
-      <w:proofErr w:type="spellStart"/>
-      <w:r>
-        <w:t>BufferedWriter</w:t>
-      </w:r>
-      <w:proofErr w:type="spellEnd"/>
-      <w:r>
-        <w:t xml:space="preserve"> </w:t>
-      </w:r>
-      <w:proofErr w:type="spellStart"/>
-      <w:r>
-        <w:t>bufferedWriter</w:t>
-      </w:r>
-      <w:proofErr w:type="spellEnd"/>
-      <w:r>
-        <w:t xml:space="preserve"> = new </w:t>
-      </w:r>
-      <w:proofErr w:type="spellStart"/>
-      <w:proofErr w:type="gramStart"/>
-      <w:r>
-        <w:t>BufferedWriter</w:t>
-      </w:r>
-      <w:proofErr w:type="spellEnd"/>
-      <w:r>
-        <w:t>(</w:t>
-      </w:r>
-      <w:proofErr w:type="gramEnd"/>
-      <w:r>
-        <w:t xml:space="preserve">new </w:t>
-      </w:r>
-      <w:proofErr w:type="spellStart"/>
-      <w:proofErr w:type="gramStart"/>
-      <w:r>
-        <w:t>FileWriter</w:t>
-      </w:r>
-      <w:proofErr w:type="spellEnd"/>
-      <w:r>
-        <w:t>(</w:t>
-      </w:r>
-      <w:proofErr w:type="spellStart"/>
-      <w:proofErr w:type="gramEnd"/>
-      <w:r>
-        <w:t>System.getenv</w:t>
-      </w:r>
-      <w:proofErr w:type="spellEnd"/>
-      <w:r>
-        <w:t>("OUTPUT_PATH")));</w:t>
-      </w:r>
-    </w:p>
-    <w:p>
-      <w:r>
-        <w:t xml:space="preserve">        List&lt;Integer&gt; a = </w:t>
-      </w:r>
-      <w:proofErr w:type="spellStart"/>
-      <w:r>
-        <w:t>Stream.of</w:t>
-      </w:r>
-      <w:proofErr w:type="spellEnd"/>
-      <w:r>
-        <w:t>(</w:t>
-      </w:r>
-      <w:proofErr w:type="spellStart"/>
-      <w:r>
-        <w:t>bufferedReader.readLine</w:t>
-      </w:r>
-      <w:proofErr w:type="spellEnd"/>
-      <w:r>
-        <w:t>(</w:t>
-      </w:r>
-      <w:proofErr w:type="gramStart"/>
-      <w:r>
-        <w:t>).</w:t>
-      </w:r>
-      <w:proofErr w:type="spellStart"/>
-      <w:r>
-        <w:t>replaceAll</w:t>
-      </w:r>
-      <w:proofErr w:type="spellEnd"/>
-      <w:proofErr w:type="gramEnd"/>
-      <w:r>
-        <w:t>("\\s+$", ""</w:t>
-      </w:r>
-      <w:proofErr w:type="gramStart"/>
-      <w:r>
-        <w:t>).split</w:t>
-      </w:r>
-      <w:proofErr w:type="gramEnd"/>
-      <w:r>
-        <w:t>(" "))</w:t>
-      </w:r>
-    </w:p>
-    <w:p>
-      <w:r>
-        <w:t xml:space="preserve">            </w:t>
-      </w:r>
-      <w:proofErr w:type="gramStart"/>
-      <w:r>
-        <w:t>.map</w:t>
-      </w:r>
-      <w:proofErr w:type="gramEnd"/>
-      <w:r>
-        <w:t>(</w:t>
-      </w:r>
-      <w:proofErr w:type="gramStart"/>
-      <w:r>
-        <w:t>Integer::</w:t>
-      </w:r>
-      <w:proofErr w:type="spellStart"/>
-      <w:proofErr w:type="gramEnd"/>
-      <w:r>
-        <w:t>parseInt</w:t>
-      </w:r>
-      <w:proofErr w:type="spellEnd"/>
-      <w:r>
-        <w:t>)</w:t>
-      </w:r>
-    </w:p>
-    <w:p>
-      <w:r>
-        <w:t xml:space="preserve">            </w:t>
-      </w:r>
-      <w:proofErr w:type="gramStart"/>
-      <w:r>
-        <w:t>.collect</w:t>
-      </w:r>
-      <w:proofErr w:type="gramEnd"/>
-      <w:r>
-        <w:t>(</w:t>
-      </w:r>
-      <w:proofErr w:type="spellStart"/>
-      <w:proofErr w:type="gramStart"/>
-      <w:r>
-        <w:t>toList</w:t>
-      </w:r>
-      <w:proofErr w:type="spellEnd"/>
-      <w:r>
-        <w:t>(</w:t>
-      </w:r>
-      <w:proofErr w:type="gramEnd"/>
-      <w:r>
-        <w:t>));</w:t>
-      </w:r>
-    </w:p>
-    <w:p>
-      <w:r>
-        <w:t xml:space="preserve">        List&lt;Integer&gt; b = </w:t>
-      </w:r>
-      <w:proofErr w:type="spellStart"/>
-      <w:r>
-        <w:t>Stream.of</w:t>
-      </w:r>
-      <w:proofErr w:type="spellEnd"/>
-      <w:r>
-        <w:t>(</w:t>
-      </w:r>
-      <w:proofErr w:type="spellStart"/>
-      <w:r>
-        <w:t>bufferedReader.readLine</w:t>
-      </w:r>
-      <w:proofErr w:type="spellEnd"/>
-      <w:r>
-        <w:t>(</w:t>
-      </w:r>
-      <w:proofErr w:type="gramStart"/>
-      <w:r>
-        <w:t>).</w:t>
-      </w:r>
-      <w:proofErr w:type="spellStart"/>
-      <w:r>
-        <w:t>replaceAll</w:t>
-      </w:r>
-      <w:proofErr w:type="spellEnd"/>
-      <w:proofErr w:type="gramEnd"/>
-      <w:r>
-        <w:t>("\\s+$", ""</w:t>
-      </w:r>
-      <w:proofErr w:type="gramStart"/>
-      <w:r>
-        <w:t>).split</w:t>
-      </w:r>
-      <w:proofErr w:type="gramEnd"/>
-      <w:r>
-        <w:t>(" "))</w:t>
-      </w:r>
-    </w:p>
-    <w:p>
-      <w:r>
-        <w:t xml:space="preserve">            </w:t>
-      </w:r>
-      <w:proofErr w:type="gramStart"/>
-      <w:r>
-        <w:t>.map</w:t>
-      </w:r>
-      <w:proofErr w:type="gramEnd"/>
-      <w:r>
-        <w:t>(</w:t>
-      </w:r>
-      <w:proofErr w:type="gramStart"/>
-      <w:r>
-        <w:t>Integer::</w:t>
-      </w:r>
-      <w:proofErr w:type="spellStart"/>
-      <w:proofErr w:type="gramEnd"/>
-      <w:r>
-        <w:t>parseInt</w:t>
-      </w:r>
-      <w:proofErr w:type="spellEnd"/>
-      <w:r>
-        <w:t>)</w:t>
-      </w:r>
-    </w:p>
-    <w:p>
-      <w:r>
-        <w:t xml:space="preserve">            </w:t>
-      </w:r>
-      <w:proofErr w:type="gramStart"/>
-      <w:r>
-        <w:t>.collect</w:t>
-      </w:r>
-      <w:proofErr w:type="gramEnd"/>
-      <w:r>
-        <w:t>(</w:t>
-      </w:r>
-      <w:proofErr w:type="spellStart"/>
-      <w:proofErr w:type="gramStart"/>
-      <w:r>
-        <w:t>toList</w:t>
-      </w:r>
-      <w:proofErr w:type="spellEnd"/>
-      <w:r>
-        <w:t>(</w:t>
-      </w:r>
-      <w:proofErr w:type="gramEnd"/>
-      <w:r>
-        <w:t>));</w:t>
-      </w:r>
-    </w:p>
-    <w:p>
-      <w:r>
-        <w:t xml:space="preserve">        List&lt;Integer&gt; result = </w:t>
-      </w:r>
-      <w:proofErr w:type="spellStart"/>
-      <w:r>
-        <w:t>Result.compareTriplets</w:t>
-      </w:r>
-      <w:proofErr w:type="spellEnd"/>
-      <w:r>
-        <w:t>(a, b);</w:t>
-      </w:r>
-    </w:p>
-    <w:p>
-      <w:r>
-        <w:t xml:space="preserve">        </w:t>
-      </w:r>
-      <w:proofErr w:type="spellStart"/>
-      <w:r>
-        <w:t>bufferedWriter.write</w:t>
-      </w:r>
-      <w:proofErr w:type="spellEnd"/>
-      <w:r>
-        <w:t>(</w:t>
-      </w:r>
-    </w:p>
-    <w:p>
-      <w:r>
-        <w:t xml:space="preserve">            </w:t>
-      </w:r>
-      <w:proofErr w:type="spellStart"/>
-      <w:proofErr w:type="gramStart"/>
-      <w:r>
-        <w:t>result.stream</w:t>
-      </w:r>
-      <w:proofErr w:type="spellEnd"/>
-      <w:proofErr w:type="gramEnd"/>
-      <w:r>
-        <w:t>()</w:t>
-      </w:r>
-    </w:p>
-    <w:p>
-      <w:r>
-        <w:t xml:space="preserve">                </w:t>
-      </w:r>
-      <w:proofErr w:type="gramStart"/>
-      <w:r>
-        <w:t>.map</w:t>
-      </w:r>
-      <w:proofErr w:type="gramEnd"/>
-      <w:r>
-        <w:t>(</w:t>
-      </w:r>
-      <w:proofErr w:type="gramStart"/>
-      <w:r>
-        <w:t>String::</w:t>
-      </w:r>
-      <w:proofErr w:type="spellStart"/>
-      <w:proofErr w:type="gramEnd"/>
-      <w:r>
-        <w:t>valueOf</w:t>
-      </w:r>
-      <w:proofErr w:type="spellEnd"/>
-      <w:r>
-        <w:t>)</w:t>
-      </w:r>
-    </w:p>
-    <w:p>
-      <w:r>
-        <w:t xml:space="preserve">                </w:t>
-      </w:r>
-      <w:proofErr w:type="gramStart"/>
-      <w:r>
-        <w:t>.collect</w:t>
-      </w:r>
-      <w:proofErr w:type="gramEnd"/>
-      <w:r>
-        <w:t>(</w:t>
-      </w:r>
-      <w:proofErr w:type="gramStart"/>
-      <w:r>
-        <w:t>joining(</w:t>
-      </w:r>
-      <w:proofErr w:type="gramEnd"/>
-      <w:r>
-        <w:t>" "))</w:t>
-      </w:r>
-    </w:p>
-    <w:p>
-      <w:r>
-        <w:t>            + "\n"</w:t>
-      </w:r>
-    </w:p>
-    <w:p>
-      <w:r>
-        <w:t>        );</w:t>
-      </w:r>
-    </w:p>
-    <w:p>
-      <w:r>
-        <w:t xml:space="preserve">        </w:t>
-      </w:r>
-      <w:proofErr w:type="spellStart"/>
-      <w:r>
-        <w:t>bufferedReader.close</w:t>
-      </w:r>
-      <w:proofErr w:type="spellEnd"/>
-      <w:r>
-        <w:t>();</w:t>
-      </w:r>
-    </w:p>
-    <w:p>
-      <w:r>
-        <w:t xml:space="preserve">        </w:t>
-      </w:r>
-      <w:proofErr w:type="spellStart"/>
-      <w:r>
-        <w:t>bufferedWriter.close</w:t>
-      </w:r>
-      <w:proofErr w:type="spellEnd"/>
-      <w:r>
-        <w:t>();</w:t>
-      </w:r>
-    </w:p>
-    <w:p>
-      <w:r>
-        <w:t>    }</w:t>
-      </w:r>
-    </w:p>
-    <w:p>
-      <w:r>
-        <w:t>}</w:t>
-      </w:r>
-    </w:p>
-    <w:p>
-      <w:r>
-        <w:t> </w:t>
-      </w:r>
-    </w:p>
-    <w:p>
-      <w:r>
-        <w:lastRenderedPageBreak/>
         <w:drawing>
-          <wp:inline distT="0" distB="0" distL="0" distR="0" wp14:anchorId="25E3A5C5" wp14:editId="1D5A38CE">
-            <wp:extent cx="5731510" cy="3155950"/>
-            <wp:effectExtent l="0" t="0" r="2540" b="6350"/>
-            <wp:docPr id="1735639743" name="Picture 2"/>
+          <wp:inline distT="0" distB="0" distL="0" distR="0" wp14:anchorId="7B3A0DA9" wp14:editId="12A02A11">
+            <wp:extent cx="5731510" cy="3533140"/>
+            <wp:effectExtent l="0" t="0" r="2540" b="0"/>
+            <wp:docPr id="773375306" name="Picture 2"/>
             <wp:cNvGraphicFramePr>
               <a:graphicFrameLocks xmlns:a="http://schemas.openxmlformats.org/drawingml/2006/main" noChangeAspect="1"/>
             </wp:cNvGraphicFramePr>
@@ -883,7 +931,7 @@
                   <pic:spPr bwMode="auto">
                     <a:xfrm>
                       <a:off x="0" y="0"/>
-                      <a:ext cx="5731510" cy="3155950"/>
+                      <a:ext cx="5731510" cy="3533140"/>
                     </a:xfrm>
                     <a:prstGeom prst="rect">
                       <a:avLst/>
@@ -908,7 +956,17 @@
     <w:p/>
     <w:p>
       <w:r>
-        <w:t>Session 2 -2</w:t>
+        <w:t xml:space="preserve">Session 2 -2 </w:t>
+      </w:r>
+    </w:p>
+    <w:p>
+      <w:r>
+        <w:t> </w:t>
+      </w:r>
+    </w:p>
+    <w:p>
+      <w:r>
+        <w:t> </w:t>
       </w:r>
     </w:p>
     <w:p>
@@ -922,7 +980,7 @@
       </w:r>
       <w:proofErr w:type="gramEnd"/>
       <w:r>
-        <w:t>.HashSet</w:t>
+        <w:t>.ArrayList</w:t>
       </w:r>
       <w:proofErr w:type="spellEnd"/>
       <w:r>
@@ -940,7 +998,7 @@
       </w:r>
       <w:proofErr w:type="gramEnd"/>
       <w:r>
-        <w:t>.Set</w:t>
+        <w:t>.List</w:t>
       </w:r>
       <w:proofErr w:type="spellEnd"/>
       <w:r>
@@ -949,40 +1007,162 @@
     </w:p>
     <w:p>
       <w:r>
-        <w:t>class Solution {</w:t>
-      </w:r>
-    </w:p>
-    <w:p>
-      <w:r>
-        <w:t xml:space="preserve">    public </w:t>
-      </w:r>
-      <w:proofErr w:type="spellStart"/>
-      <w:r>
-        <w:t>boolean</w:t>
-      </w:r>
-      <w:proofErr w:type="spellEnd"/>
-      <w:r>
-        <w:t xml:space="preserve"> </w:t>
-      </w:r>
-      <w:proofErr w:type="spellStart"/>
-      <w:r>
-        <w:t>containsDuplicate</w:t>
+        <w:t> </w:t>
+      </w:r>
+    </w:p>
+    <w:p>
+      <w:r>
+        <w:t xml:space="preserve">class </w:t>
+      </w:r>
+      <w:proofErr w:type="spellStart"/>
+      <w:r>
+        <w:t>BrowserHistory</w:t>
+      </w:r>
+      <w:proofErr w:type="spellEnd"/>
+      <w:r>
+        <w:t xml:space="preserve"> {</w:t>
+      </w:r>
+    </w:p>
+    <w:p>
+      <w:r>
+        <w:t xml:space="preserve">    private List&lt;String&gt; history;</w:t>
+      </w:r>
+    </w:p>
+    <w:p>
+      <w:r>
+        <w:t xml:space="preserve">    private int </w:t>
+      </w:r>
+      <w:proofErr w:type="spellStart"/>
+      <w:r>
+        <w:t>currentIndex</w:t>
+      </w:r>
+      <w:proofErr w:type="spellEnd"/>
+      <w:r>
+        <w:t>;</w:t>
+      </w:r>
+    </w:p>
+    <w:p>
+      <w:r>
+        <w:t xml:space="preserve">    private int </w:t>
+      </w:r>
+      <w:proofErr w:type="spellStart"/>
+      <w:r>
+        <w:t>maxIndex</w:t>
+      </w:r>
+      <w:proofErr w:type="spellEnd"/>
+      <w:r>
+        <w:t>;</w:t>
+      </w:r>
+    </w:p>
+    <w:p>
+      <w:r>
+        <w:t> </w:t>
+      </w:r>
+    </w:p>
+    <w:p>
+      <w:r>
+        <w:t xml:space="preserve">    public </w:t>
+      </w:r>
+      <w:proofErr w:type="spellStart"/>
+      <w:proofErr w:type="gramStart"/>
+      <w:r>
+        <w:t>BrowserHistory</w:t>
       </w:r>
       <w:proofErr w:type="spellEnd"/>
       <w:r>
         <w:t>(</w:t>
       </w:r>
-      <w:proofErr w:type="gramStart"/>
-      <w:r>
-        <w:t>int[</w:t>
-      </w:r>
-      <w:proofErr w:type="gramEnd"/>
-      <w:r>
-        <w:t xml:space="preserve">] </w:t>
-      </w:r>
-      <w:proofErr w:type="spellStart"/>
-      <w:r>
-        <w:t>nums</w:t>
+      <w:proofErr w:type="gramEnd"/>
+      <w:r>
+        <w:t>String homepage) {</w:t>
+      </w:r>
+    </w:p>
+    <w:p>
+      <w:r>
+        <w:lastRenderedPageBreak/>
+        <w:t xml:space="preserve">        history = new </w:t>
+      </w:r>
+      <w:proofErr w:type="spellStart"/>
+      <w:r>
+        <w:t>ArrayList</w:t>
+      </w:r>
+      <w:proofErr w:type="spellEnd"/>
+      <w:r>
+        <w:t>&lt;</w:t>
+      </w:r>
+      <w:proofErr w:type="gramStart"/>
+      <w:r>
+        <w:t>&gt;(</w:t>
+      </w:r>
+      <w:proofErr w:type="gramEnd"/>
+      <w:r>
+        <w:t>);</w:t>
+      </w:r>
+    </w:p>
+    <w:p>
+      <w:r>
+        <w:t xml:space="preserve">        </w:t>
+      </w:r>
+      <w:proofErr w:type="spellStart"/>
+      <w:r>
+        <w:t>history.add</w:t>
+      </w:r>
+      <w:proofErr w:type="spellEnd"/>
+      <w:r>
+        <w:t>(homepage);</w:t>
+      </w:r>
+    </w:p>
+    <w:p>
+      <w:r>
+        <w:t xml:space="preserve">        </w:t>
+      </w:r>
+      <w:proofErr w:type="spellStart"/>
+      <w:r>
+        <w:t>currentIndex</w:t>
+      </w:r>
+      <w:proofErr w:type="spellEnd"/>
+      <w:r>
+        <w:t xml:space="preserve"> = 0;</w:t>
+      </w:r>
+    </w:p>
+    <w:p>
+      <w:r>
+        <w:t xml:space="preserve">        </w:t>
+      </w:r>
+      <w:proofErr w:type="spellStart"/>
+      <w:r>
+        <w:t>maxIndex</w:t>
+      </w:r>
+      <w:proofErr w:type="spellEnd"/>
+      <w:r>
+        <w:t xml:space="preserve"> = 0;</w:t>
+      </w:r>
+    </w:p>
+    <w:p>
+      <w:r>
+        <w:t xml:space="preserve">    }</w:t>
+      </w:r>
+    </w:p>
+    <w:p>
+      <w:r>
+        <w:t xml:space="preserve">    </w:t>
+      </w:r>
+    </w:p>
+    <w:p>
+      <w:r>
+        <w:t xml:space="preserve">    public void </w:t>
+      </w:r>
+      <w:proofErr w:type="gramStart"/>
+      <w:r>
+        <w:t>visit(</w:t>
+      </w:r>
+      <w:proofErr w:type="gramEnd"/>
+      <w:r>
+        <w:t xml:space="preserve">String </w:t>
+      </w:r>
+      <w:proofErr w:type="spellStart"/>
+      <w:r>
+        <w:t>url</w:t>
       </w:r>
       <w:proofErr w:type="spellEnd"/>
       <w:r>
@@ -991,122 +1171,312 @@
     </w:p>
     <w:p>
       <w:r>
-        <w:t>        Set&lt;Integer&gt; seen = new HashSet&lt;</w:t>
-      </w:r>
-      <w:proofErr w:type="gramStart"/>
-      <w:r>
-        <w:t>&gt;(</w:t>
-      </w:r>
-      <w:proofErr w:type="gramEnd"/>
+        <w:t xml:space="preserve">        </w:t>
+      </w:r>
+      <w:proofErr w:type="spellStart"/>
+      <w:r>
+        <w:t>currentIndex</w:t>
+      </w:r>
+      <w:proofErr w:type="spellEnd"/>
+      <w:r>
+        <w:t>++;</w:t>
+      </w:r>
+    </w:p>
+    <w:p>
+      <w:r>
+        <w:t xml:space="preserve">        if (</w:t>
+      </w:r>
+      <w:proofErr w:type="spellStart"/>
+      <w:r>
+        <w:t>currentIndex</w:t>
+      </w:r>
+      <w:proofErr w:type="spellEnd"/>
+      <w:r>
+        <w:t xml:space="preserve"> &lt; </w:t>
+      </w:r>
+      <w:proofErr w:type="spellStart"/>
+      <w:proofErr w:type="gramStart"/>
+      <w:r>
+        <w:t>history.size</w:t>
+      </w:r>
+      <w:proofErr w:type="spellEnd"/>
+      <w:proofErr w:type="gramEnd"/>
+      <w:r>
+        <w:t>()) {</w:t>
+      </w:r>
+    </w:p>
+    <w:p>
+      <w:r>
+        <w:t xml:space="preserve">            </w:t>
+      </w:r>
+      <w:proofErr w:type="spellStart"/>
+      <w:proofErr w:type="gramStart"/>
+      <w:r>
+        <w:t>history.set</w:t>
+      </w:r>
+      <w:proofErr w:type="spellEnd"/>
+      <w:r>
+        <w:t>(</w:t>
+      </w:r>
+      <w:proofErr w:type="spellStart"/>
+      <w:proofErr w:type="gramEnd"/>
+      <w:r>
+        <w:t>currentIndex</w:t>
+      </w:r>
+      <w:proofErr w:type="spellEnd"/>
+      <w:r>
+        <w:t xml:space="preserve">, </w:t>
+      </w:r>
+      <w:proofErr w:type="spellStart"/>
+      <w:r>
+        <w:t>url</w:t>
+      </w:r>
+      <w:proofErr w:type="spellEnd"/>
       <w:r>
         <w:t>);</w:t>
       </w:r>
     </w:p>
     <w:p>
       <w:r>
-        <w:t xml:space="preserve">        </w:t>
-      </w:r>
-    </w:p>
-    <w:p>
-      <w:r>
-        <w:t xml:space="preserve">        for (int </w:t>
-      </w:r>
-      <w:proofErr w:type="spellStart"/>
-      <w:proofErr w:type="gramStart"/>
-      <w:r>
-        <w:t>num</w:t>
-      </w:r>
-      <w:proofErr w:type="spellEnd"/>
-      <w:r>
-        <w:t xml:space="preserve"> :</w:t>
-      </w:r>
-      <w:proofErr w:type="gramEnd"/>
-      <w:r>
-        <w:t xml:space="preserve"> </w:t>
-      </w:r>
-      <w:proofErr w:type="spellStart"/>
-      <w:r>
-        <w:t>nums</w:t>
-      </w:r>
-      <w:proofErr w:type="spellEnd"/>
-      <w:r>
-        <w:t>) {</w:t>
-      </w:r>
-    </w:p>
-    <w:p>
-      <w:r>
-        <w:t xml:space="preserve">            if </w:t>
-      </w:r>
-      <w:proofErr w:type="gramStart"/>
-      <w:r>
-        <w:t>(!</w:t>
-      </w:r>
-      <w:proofErr w:type="spellStart"/>
-      <w:r>
-        <w:t>seen.add</w:t>
-      </w:r>
-      <w:proofErr w:type="spellEnd"/>
-      <w:proofErr w:type="gramEnd"/>
+        <w:t xml:space="preserve">        } else {</w:t>
+      </w:r>
+    </w:p>
+    <w:p>
+      <w:r>
+        <w:t xml:space="preserve">            </w:t>
+      </w:r>
+      <w:proofErr w:type="spellStart"/>
+      <w:r>
+        <w:t>history.add</w:t>
+      </w:r>
+      <w:proofErr w:type="spellEnd"/>
       <w:r>
         <w:t>(</w:t>
       </w:r>
       <w:proofErr w:type="spellStart"/>
       <w:r>
-        <w:t>num</w:t>
-      </w:r>
-      <w:proofErr w:type="spellEnd"/>
-      <w:r>
-        <w:t>)) {</w:t>
-      </w:r>
-    </w:p>
-    <w:p>
-      <w:r>
-        <w:t>                return true;</w:t>
-      </w:r>
-    </w:p>
-    <w:p>
-      <w:r>
-        <w:t>            }</w:t>
-      </w:r>
-    </w:p>
-    <w:p>
-      <w:r>
-        <w:t>        }</w:t>
-      </w:r>
-    </w:p>
-    <w:p>
-      <w:r>
-        <w:t xml:space="preserve">        </w:t>
-      </w:r>
-    </w:p>
-    <w:p>
-      <w:r>
-        <w:t>        return false;</w:t>
-      </w:r>
-    </w:p>
-    <w:p>
-      <w:r>
-        <w:t>    }</w:t>
+        <w:t>url</w:t>
+      </w:r>
+      <w:proofErr w:type="spellEnd"/>
+      <w:r>
+        <w:t>);</w:t>
+      </w:r>
+    </w:p>
+    <w:p>
+      <w:r>
+        <w:t xml:space="preserve">        }</w:t>
+      </w:r>
+    </w:p>
+    <w:p>
+      <w:r>
+        <w:t xml:space="preserve">        </w:t>
+      </w:r>
+      <w:proofErr w:type="spellStart"/>
+      <w:r>
+        <w:t>maxIndex</w:t>
+      </w:r>
+      <w:proofErr w:type="spellEnd"/>
+      <w:r>
+        <w:t xml:space="preserve"> = </w:t>
+      </w:r>
+      <w:proofErr w:type="spellStart"/>
+      <w:r>
+        <w:t>currentIndex</w:t>
+      </w:r>
+      <w:proofErr w:type="spellEnd"/>
+      <w:r>
+        <w:t>;</w:t>
+      </w:r>
+    </w:p>
+    <w:p>
+      <w:r>
+        <w:t xml:space="preserve">    }</w:t>
+      </w:r>
+    </w:p>
+    <w:p>
+      <w:r>
+        <w:t xml:space="preserve">    </w:t>
+      </w:r>
+    </w:p>
+    <w:p>
+      <w:r>
+        <w:t xml:space="preserve">    public String </w:t>
+      </w:r>
+      <w:proofErr w:type="gramStart"/>
+      <w:r>
+        <w:t>back(</w:t>
+      </w:r>
+      <w:proofErr w:type="gramEnd"/>
+      <w:r>
+        <w:t>int steps) {</w:t>
+      </w:r>
+    </w:p>
+    <w:p>
+      <w:r>
+        <w:t xml:space="preserve">        </w:t>
+      </w:r>
+      <w:proofErr w:type="spellStart"/>
+      <w:r>
+        <w:t>currentIndex</w:t>
+      </w:r>
+      <w:proofErr w:type="spellEnd"/>
+      <w:r>
+        <w:t xml:space="preserve"> = </w:t>
+      </w:r>
+      <w:proofErr w:type="spellStart"/>
+      <w:proofErr w:type="gramStart"/>
+      <w:r>
+        <w:t>Math.max</w:t>
+      </w:r>
+      <w:proofErr w:type="spellEnd"/>
+      <w:r>
+        <w:t>(</w:t>
+      </w:r>
+      <w:proofErr w:type="gramEnd"/>
+      <w:r>
+        <w:t xml:space="preserve">0, </w:t>
+      </w:r>
+      <w:proofErr w:type="spellStart"/>
+      <w:r>
+        <w:t>currentIndex</w:t>
+      </w:r>
+      <w:proofErr w:type="spellEnd"/>
+      <w:r>
+        <w:t xml:space="preserve"> - steps);</w:t>
+      </w:r>
+    </w:p>
+    <w:p>
+      <w:r>
+        <w:t xml:space="preserve">        return </w:t>
+      </w:r>
+      <w:proofErr w:type="spellStart"/>
+      <w:r>
+        <w:t>history.get</w:t>
+      </w:r>
+      <w:proofErr w:type="spellEnd"/>
+      <w:r>
+        <w:t>(</w:t>
+      </w:r>
+      <w:proofErr w:type="spellStart"/>
+      <w:r>
+        <w:t>currentIndex</w:t>
+      </w:r>
+      <w:proofErr w:type="spellEnd"/>
+      <w:r>
+        <w:t>);</w:t>
+      </w:r>
+    </w:p>
+    <w:p>
+      <w:r>
+        <w:t xml:space="preserve">    }</w:t>
+      </w:r>
+    </w:p>
+    <w:p>
+      <w:r>
+        <w:t xml:space="preserve">    </w:t>
+      </w:r>
+    </w:p>
+    <w:p>
+      <w:r>
+        <w:t xml:space="preserve">    public String </w:t>
+      </w:r>
+      <w:proofErr w:type="gramStart"/>
+      <w:r>
+        <w:t>forward(</w:t>
+      </w:r>
+      <w:proofErr w:type="gramEnd"/>
+      <w:r>
+        <w:t>int steps) {</w:t>
+      </w:r>
+    </w:p>
+    <w:p>
+      <w:r>
+        <w:t xml:space="preserve">        </w:t>
+      </w:r>
+      <w:proofErr w:type="spellStart"/>
+      <w:r>
+        <w:t>currentIndex</w:t>
+      </w:r>
+      <w:proofErr w:type="spellEnd"/>
+      <w:r>
+        <w:t xml:space="preserve"> = </w:t>
+      </w:r>
+      <w:proofErr w:type="spellStart"/>
+      <w:proofErr w:type="gramStart"/>
+      <w:r>
+        <w:t>Math.min</w:t>
+      </w:r>
+      <w:proofErr w:type="spellEnd"/>
+      <w:r>
+        <w:t>(</w:t>
+      </w:r>
+      <w:proofErr w:type="spellStart"/>
+      <w:proofErr w:type="gramEnd"/>
+      <w:r>
+        <w:t>maxIndex</w:t>
+      </w:r>
+      <w:proofErr w:type="spellEnd"/>
+      <w:r>
+        <w:t xml:space="preserve">, </w:t>
+      </w:r>
+      <w:proofErr w:type="spellStart"/>
+      <w:r>
+        <w:t>currentIndex</w:t>
+      </w:r>
+      <w:proofErr w:type="spellEnd"/>
+      <w:r>
+        <w:t xml:space="preserve"> + steps);</w:t>
+      </w:r>
+    </w:p>
+    <w:p>
+      <w:r>
+        <w:t xml:space="preserve">        return </w:t>
+      </w:r>
+      <w:proofErr w:type="spellStart"/>
+      <w:r>
+        <w:t>history.get</w:t>
+      </w:r>
+      <w:proofErr w:type="spellEnd"/>
+      <w:r>
+        <w:t>(</w:t>
+      </w:r>
+      <w:proofErr w:type="spellStart"/>
+      <w:r>
+        <w:t>currentIndex</w:t>
+      </w:r>
+      <w:proofErr w:type="spellEnd"/>
+      <w:r>
+        <w:t>);</w:t>
+      </w:r>
+    </w:p>
+    <w:p>
+      <w:r>
+        <w:t xml:space="preserve">    }</w:t>
+      </w:r>
+    </w:p>
+    <w:p>
+      <w:r>
+        <w:t>}</w:t>
+      </w:r>
+    </w:p>
+    <w:p>
+      <w:r>
+        <w:t> </w:t>
+      </w:r>
+    </w:p>
+    <w:p>
+      <w:r>
+        <w:t> </w:t>
       </w:r>
     </w:p>
     <w:p>
       <w:r>
         <w:lastRenderedPageBreak/>
-        <w:t>}</w:t>
-      </w:r>
-    </w:p>
-    <w:p>
-      <w:r>
-        <w:t> </w:t>
-      </w:r>
-    </w:p>
-    <w:p>
-      <w:r>
         <w:drawing>
-          <wp:inline distT="0" distB="0" distL="0" distR="0" wp14:anchorId="35D424E2" wp14:editId="149BD455">
-            <wp:extent cx="3314700" cy="4008120"/>
-            <wp:effectExtent l="0" t="0" r="0" b="0"/>
-            <wp:docPr id="1108756342" name="Picture 4"/>
+          <wp:inline distT="0" distB="0" distL="0" distR="0" wp14:anchorId="6B86A595" wp14:editId="711E4070">
+            <wp:extent cx="5731510" cy="3726180"/>
+            <wp:effectExtent l="0" t="0" r="2540" b="7620"/>
+            <wp:docPr id="1328716978" name="Picture 4"/>
             <wp:cNvGraphicFramePr>
               <a:graphicFrameLocks xmlns:a="http://schemas.openxmlformats.org/drawingml/2006/main" noChangeAspect="1"/>
             </wp:cNvGraphicFramePr>
@@ -1135,7 +1505,7 @@
                   <pic:spPr bwMode="auto">
                     <a:xfrm>
                       <a:off x="0" y="0"/>
-                      <a:ext cx="3314700" cy="4008120"/>
+                      <a:ext cx="5731510" cy="3726180"/>
                     </a:xfrm>
                     <a:prstGeom prst="rect">
                       <a:avLst/>
@@ -1576,7 +1946,7 @@
     <w:link w:val="Heading1Char"/>
     <w:uiPriority w:val="9"/>
     <w:qFormat/>
-    <w:rsid w:val="005776F0"/>
+    <w:rsid w:val="000911E3"/>
     <w:pPr>
       <w:keepNext/>
       <w:keepLines/>
@@ -1599,7 +1969,7 @@
     <w:semiHidden/>
     <w:unhideWhenUsed/>
     <w:qFormat/>
-    <w:rsid w:val="005776F0"/>
+    <w:rsid w:val="000911E3"/>
     <w:pPr>
       <w:keepNext/>
       <w:keepLines/>
@@ -1622,7 +1992,7 @@
     <w:semiHidden/>
     <w:unhideWhenUsed/>
     <w:qFormat/>
-    <w:rsid w:val="005776F0"/>
+    <w:rsid w:val="000911E3"/>
     <w:pPr>
       <w:keepNext/>
       <w:keepLines/>
@@ -1645,7 +2015,7 @@
     <w:semiHidden/>
     <w:unhideWhenUsed/>
     <w:qFormat/>
-    <w:rsid w:val="005776F0"/>
+    <w:rsid w:val="000911E3"/>
     <w:pPr>
       <w:keepNext/>
       <w:keepLines/>
@@ -1668,7 +2038,7 @@
     <w:semiHidden/>
     <w:unhideWhenUsed/>
     <w:qFormat/>
-    <w:rsid w:val="005776F0"/>
+    <w:rsid w:val="000911E3"/>
     <w:pPr>
       <w:keepNext/>
       <w:keepLines/>
@@ -1689,7 +2059,7 @@
     <w:semiHidden/>
     <w:unhideWhenUsed/>
     <w:qFormat/>
-    <w:rsid w:val="005776F0"/>
+    <w:rsid w:val="000911E3"/>
     <w:pPr>
       <w:keepNext/>
       <w:keepLines/>
@@ -1712,7 +2082,7 @@
     <w:semiHidden/>
     <w:unhideWhenUsed/>
     <w:qFormat/>
-    <w:rsid w:val="005776F0"/>
+    <w:rsid w:val="000911E3"/>
     <w:pPr>
       <w:keepNext/>
       <w:keepLines/>
@@ -1733,7 +2103,7 @@
     <w:semiHidden/>
     <w:unhideWhenUsed/>
     <w:qFormat/>
-    <w:rsid w:val="005776F0"/>
+    <w:rsid w:val="000911E3"/>
     <w:pPr>
       <w:keepNext/>
       <w:keepLines/>
@@ -1756,7 +2126,7 @@
     <w:semiHidden/>
     <w:unhideWhenUsed/>
     <w:qFormat/>
-    <w:rsid w:val="005776F0"/>
+    <w:rsid w:val="000911E3"/>
     <w:pPr>
       <w:keepNext/>
       <w:keepLines/>
@@ -1799,7 +2169,7 @@
     <w:basedOn w:val="DefaultParagraphFont"/>
     <w:link w:val="Heading1"/>
     <w:uiPriority w:val="9"/>
-    <w:rsid w:val="005776F0"/>
+    <w:rsid w:val="000911E3"/>
     <w:rPr>
       <w:rFonts w:asciiTheme="majorHAnsi" w:eastAsiaTheme="majorEastAsia" w:hAnsiTheme="majorHAnsi" w:cstheme="majorBidi"/>
       <w:color w:val="0F4761" w:themeColor="accent1" w:themeShade="BF"/>
@@ -1813,7 +2183,7 @@
     <w:link w:val="Heading2"/>
     <w:uiPriority w:val="9"/>
     <w:semiHidden/>
-    <w:rsid w:val="005776F0"/>
+    <w:rsid w:val="000911E3"/>
     <w:rPr>
       <w:rFonts w:asciiTheme="majorHAnsi" w:eastAsiaTheme="majorEastAsia" w:hAnsiTheme="majorHAnsi" w:cstheme="majorBidi"/>
       <w:color w:val="0F4761" w:themeColor="accent1" w:themeShade="BF"/>
@@ -1827,7 +2197,7 @@
     <w:link w:val="Heading3"/>
     <w:uiPriority w:val="9"/>
     <w:semiHidden/>
-    <w:rsid w:val="005776F0"/>
+    <w:rsid w:val="000911E3"/>
     <w:rPr>
       <w:rFonts w:eastAsiaTheme="majorEastAsia" w:cstheme="majorBidi"/>
       <w:color w:val="0F4761" w:themeColor="accent1" w:themeShade="BF"/>
@@ -1841,7 +2211,7 @@
     <w:link w:val="Heading4"/>
     <w:uiPriority w:val="9"/>
     <w:semiHidden/>
-    <w:rsid w:val="005776F0"/>
+    <w:rsid w:val="000911E3"/>
     <w:rPr>
       <w:rFonts w:eastAsiaTheme="majorEastAsia" w:cstheme="majorBidi"/>
       <w:i/>
@@ -1855,7 +2225,7 @@
     <w:link w:val="Heading5"/>
     <w:uiPriority w:val="9"/>
     <w:semiHidden/>
-    <w:rsid w:val="005776F0"/>
+    <w:rsid w:val="000911E3"/>
     <w:rPr>
       <w:rFonts w:eastAsiaTheme="majorEastAsia" w:cstheme="majorBidi"/>
       <w:color w:val="0F4761" w:themeColor="accent1" w:themeShade="BF"/>
@@ -1867,7 +2237,7 @@
     <w:link w:val="Heading6"/>
     <w:uiPriority w:val="9"/>
     <w:semiHidden/>
-    <w:rsid w:val="005776F0"/>
+    <w:rsid w:val="000911E3"/>
     <w:rPr>
       <w:rFonts w:eastAsiaTheme="majorEastAsia" w:cstheme="majorBidi"/>
       <w:i/>
@@ -1881,7 +2251,7 @@
     <w:link w:val="Heading7"/>
     <w:uiPriority w:val="9"/>
     <w:semiHidden/>
-    <w:rsid w:val="005776F0"/>
+    <w:rsid w:val="000911E3"/>
     <w:rPr>
       <w:rFonts w:eastAsiaTheme="majorEastAsia" w:cstheme="majorBidi"/>
       <w:color w:val="595959" w:themeColor="text1" w:themeTint="A6"/>
@@ -1893,7 +2263,7 @@
     <w:link w:val="Heading8"/>
     <w:uiPriority w:val="9"/>
     <w:semiHidden/>
-    <w:rsid w:val="005776F0"/>
+    <w:rsid w:val="000911E3"/>
     <w:rPr>
       <w:rFonts w:eastAsiaTheme="majorEastAsia" w:cstheme="majorBidi"/>
       <w:i/>
@@ -1907,7 +2277,7 @@
     <w:link w:val="Heading9"/>
     <w:uiPriority w:val="9"/>
     <w:semiHidden/>
-    <w:rsid w:val="005776F0"/>
+    <w:rsid w:val="000911E3"/>
     <w:rPr>
       <w:rFonts w:eastAsiaTheme="majorEastAsia" w:cstheme="majorBidi"/>
       <w:color w:val="272727" w:themeColor="text1" w:themeTint="D8"/>
@@ -1920,7 +2290,7 @@
     <w:link w:val="TitleChar"/>
     <w:uiPriority w:val="10"/>
     <w:qFormat/>
-    <w:rsid w:val="005776F0"/>
+    <w:rsid w:val="000911E3"/>
     <w:pPr>
       <w:spacing w:after="80" w:line="240" w:lineRule="auto"/>
       <w:contextualSpacing/>
@@ -1938,7 +2308,7 @@
     <w:basedOn w:val="DefaultParagraphFont"/>
     <w:link w:val="Title"/>
     <w:uiPriority w:val="10"/>
-    <w:rsid w:val="005776F0"/>
+    <w:rsid w:val="000911E3"/>
     <w:rPr>
       <w:rFonts w:asciiTheme="majorHAnsi" w:eastAsiaTheme="majorEastAsia" w:hAnsiTheme="majorHAnsi" w:cstheme="majorBidi"/>
       <w:spacing w:val="-10"/>
@@ -1954,7 +2324,7 @@
     <w:link w:val="SubtitleChar"/>
     <w:uiPriority w:val="11"/>
     <w:qFormat/>
-    <w:rsid w:val="005776F0"/>
+    <w:rsid w:val="000911E3"/>
     <w:pPr>
       <w:numPr>
         <w:ilvl w:val="1"/>
@@ -1973,7 +2343,7 @@
     <w:basedOn w:val="DefaultParagraphFont"/>
     <w:link w:val="Subtitle"/>
     <w:uiPriority w:val="11"/>
-    <w:rsid w:val="005776F0"/>
+    <w:rsid w:val="000911E3"/>
     <w:rPr>
       <w:rFonts w:eastAsiaTheme="majorEastAsia" w:cstheme="majorBidi"/>
       <w:color w:val="595959" w:themeColor="text1" w:themeTint="A6"/>
@@ -1989,7 +2359,7 @@
     <w:link w:val="QuoteChar"/>
     <w:uiPriority w:val="29"/>
     <w:qFormat/>
-    <w:rsid w:val="005776F0"/>
+    <w:rsid w:val="000911E3"/>
     <w:pPr>
       <w:spacing w:before="160"/>
       <w:jc w:val="center"/>
@@ -2005,7 +2375,7 @@
     <w:basedOn w:val="DefaultParagraphFont"/>
     <w:link w:val="Quote"/>
     <w:uiPriority w:val="29"/>
-    <w:rsid w:val="005776F0"/>
+    <w:rsid w:val="000911E3"/>
     <w:rPr>
       <w:i/>
       <w:iCs/>
@@ -2017,7 +2387,7 @@
     <w:basedOn w:val="Normal"/>
     <w:uiPriority w:val="34"/>
     <w:qFormat/>
-    <w:rsid w:val="005776F0"/>
+    <w:rsid w:val="000911E3"/>
     <w:pPr>
       <w:ind w:left="720"/>
       <w:contextualSpacing/>
@@ -2028,7 +2398,7 @@
     <w:basedOn w:val="DefaultParagraphFont"/>
     <w:uiPriority w:val="21"/>
     <w:qFormat/>
-    <w:rsid w:val="005776F0"/>
+    <w:rsid w:val="000911E3"/>
     <w:rPr>
       <w:i/>
       <w:iCs/>
@@ -2042,7 +2412,7 @@
     <w:link w:val="IntenseQuoteChar"/>
     <w:uiPriority w:val="30"/>
     <w:qFormat/>
-    <w:rsid w:val="005776F0"/>
+    <w:rsid w:val="000911E3"/>
     <w:pPr>
       <w:pBdr>
         <w:top w:val="single" w:sz="4" w:space="10" w:color="0F4761" w:themeColor="accent1" w:themeShade="BF"/>
@@ -2063,7 +2433,7 @@
     <w:basedOn w:val="DefaultParagraphFont"/>
     <w:link w:val="IntenseQuote"/>
     <w:uiPriority w:val="30"/>
-    <w:rsid w:val="005776F0"/>
+    <w:rsid w:val="000911E3"/>
     <w:rPr>
       <w:i/>
       <w:iCs/>
@@ -2075,7 +2445,7 @@
     <w:basedOn w:val="DefaultParagraphFont"/>
     <w:uiPriority w:val="32"/>
     <w:qFormat/>
-    <w:rsid w:val="005776F0"/>
+    <w:rsid w:val="000911E3"/>
     <w:rPr>
       <w:b/>
       <w:bCs/>
